--- a/Resume.docx
+++ b/Resume.docx
@@ -41,12 +41,6 @@
           <w:right w:val="nil"/>
           <w:between w:val="nil"/>
         </w:pBdr>
-        <w:rPr>
-          <w:rFonts w:ascii="Garamond" w:eastAsia="Garamond" w:hAnsi="Garamond" w:cs="Garamond"/>
-          <w:color w:val="000000"/>
-          <w:sz w:val="18"/>
-          <w:szCs w:val="18"/>
-        </w:rPr>
       </w:pPr>
       <w:hyperlink r:id="rId8" w:history="1">
         <w:r>
@@ -58,7 +52,7 @@
             <w:szCs w:val="28"/>
             <w:u w:val="none"/>
           </w:rPr>
-          <w:t>c.chen0320213@arts.ac.uk</w:t>
+          <w:t>canaceec@icloud.com</w:t>
         </w:r>
       </w:hyperlink>
       <w:r>
@@ -128,8 +122,8 @@
         <w:rPr>
           <w:rFonts w:ascii="Garamond" w:eastAsia="Garamond" w:hAnsi="Garamond" w:cs="Garamond"/>
           <w:color w:val="000000"/>
-          <w:sz w:val="20"/>
-          <w:szCs w:val="20"/>
+          <w:sz w:val="18"/>
+          <w:szCs w:val="18"/>
         </w:rPr>
       </w:pPr>
     </w:p>
@@ -156,7 +150,7 @@
           <w:b/>
           <w:color w:val="000000"/>
         </w:rPr>
-        <w:t xml:space="preserve">WORK EXPERIENCE </w:t>
+        <w:t>SUMMARY</w:t>
       </w:r>
     </w:p>
     <w:p>
@@ -182,6 +176,181 @@
     </w:p>
     <w:p>
       <w:pPr>
+        <w:widowControl w:val="0"/>
+        <w:pBdr>
+          <w:top w:val="nil"/>
+          <w:left w:val="nil"/>
+          <w:bottom w:val="single" w:sz="6" w:space="1" w:color="000000"/>
+          <w:right w:val="nil"/>
+          <w:between w:val="nil"/>
+        </w:pBdr>
+        <w:spacing w:line="252" w:lineRule="auto"/>
+        <w:rPr>
+          <w:rFonts w:ascii="Garamond" w:eastAsia="Garamond" w:hAnsi="Garamond" w:cs="Garamond"/>
+          <w:bCs/>
+          <w:color w:val="000000"/>
+        </w:rPr>
+      </w:pPr>
+      <w:r>
+        <w:rPr>
+          <w:rFonts w:ascii="Garamond" w:eastAsia="Garamond" w:hAnsi="Garamond" w:cs="Garamond"/>
+        </w:rPr>
+        <w:t>Creative Technologist</w:t>
+      </w:r>
+      <w:r>
+        <w:rPr>
+          <w:rFonts w:ascii="Garamond" w:eastAsia="Garamond" w:hAnsi="Garamond" w:cs="Garamond"/>
+        </w:rPr>
+        <w:t xml:space="preserve"> </w:t>
+      </w:r>
+      <w:r>
+        <w:rPr>
+          <w:rFonts w:ascii="Garamond" w:eastAsia="Garamond" w:hAnsi="Garamond" w:cs="Garamond" w:hint="eastAsia"/>
+          <w:bCs/>
+          <w:color w:val="000000"/>
+        </w:rPr>
+        <w:t xml:space="preserve">with </w:t>
+      </w:r>
+      <w:r>
+        <w:rPr>
+          <w:rFonts w:ascii="Garamond" w:eastAsia="Garamond" w:hAnsi="Garamond" w:cs="Garamond"/>
+          <w:bCs/>
+          <w:color w:val="000000"/>
+        </w:rPr>
+        <w:t>3</w:t>
+      </w:r>
+      <w:r>
+        <w:rPr>
+          <w:rFonts w:ascii="Garamond" w:eastAsia="Garamond" w:hAnsi="Garamond" w:cs="Garamond" w:hint="eastAsia"/>
+          <w:bCs/>
+          <w:color w:val="000000"/>
+        </w:rPr>
+        <w:t xml:space="preserve"> years of experience delivering digital platforms and interactive environments across product and </w:t>
+      </w:r>
+      <w:r>
+        <w:rPr>
+          <w:rFonts w:ascii="Garamond" w:eastAsia="Garamond" w:hAnsi="Garamond" w:cs="Garamond"/>
+          <w:bCs/>
+          <w:color w:val="000000"/>
+        </w:rPr>
+        <w:t>brand</w:t>
+      </w:r>
+      <w:r>
+        <w:rPr>
+          <w:rFonts w:ascii="Garamond" w:eastAsia="Garamond" w:hAnsi="Garamond" w:cs="Garamond" w:hint="eastAsia"/>
+          <w:bCs/>
+          <w:color w:val="000000"/>
+        </w:rPr>
+        <w:t xml:space="preserve"> contexts. Managed platform redesigns and design system development, translating insights into scalable, </w:t>
+      </w:r>
+      <w:r>
+        <w:rPr>
+          <w:rFonts w:ascii="Garamond" w:eastAsia="Garamond" w:hAnsi="Garamond" w:cs="Garamond"/>
+          <w:bCs/>
+          <w:color w:val="000000"/>
+        </w:rPr>
+        <w:t>accessible</w:t>
+      </w:r>
+      <w:r>
+        <w:rPr>
+          <w:rFonts w:ascii="Garamond" w:eastAsia="Garamond" w:hAnsi="Garamond" w:cs="Garamond"/>
+          <w:bCs/>
+          <w:color w:val="000000"/>
+        </w:rPr>
+        <w:t xml:space="preserve"> cross-channel</w:t>
+      </w:r>
+      <w:r>
+        <w:rPr>
+          <w:rFonts w:ascii="Garamond" w:eastAsia="Garamond" w:hAnsi="Garamond" w:cs="Garamond" w:hint="eastAsia"/>
+          <w:bCs/>
+          <w:color w:val="000000"/>
+        </w:rPr>
+        <w:t xml:space="preserve"> solutions. Detail-oriented, system-thinking and user-</w:t>
+      </w:r>
+      <w:r>
+        <w:rPr>
+          <w:rFonts w:ascii="Garamond" w:eastAsia="Garamond" w:hAnsi="Garamond" w:cs="Garamond"/>
+          <w:bCs/>
+          <w:color w:val="000000"/>
+        </w:rPr>
+        <w:t>obsessed</w:t>
+      </w:r>
+      <w:r>
+        <w:rPr>
+          <w:rFonts w:ascii="Garamond" w:eastAsia="Garamond" w:hAnsi="Garamond" w:cs="Garamond" w:hint="eastAsia"/>
+          <w:bCs/>
+          <w:color w:val="000000"/>
+        </w:rPr>
+        <w:t>, with a structured approach to problem framing, iteration and cross-functional collaboration.</w:t>
+      </w:r>
+    </w:p>
+    <w:p>
+      <w:pPr>
+        <w:widowControl w:val="0"/>
+        <w:pBdr>
+          <w:top w:val="nil"/>
+          <w:left w:val="nil"/>
+          <w:bottom w:val="single" w:sz="6" w:space="1" w:color="000000"/>
+          <w:right w:val="nil"/>
+          <w:between w:val="nil"/>
+        </w:pBdr>
+        <w:spacing w:line="252" w:lineRule="auto"/>
+        <w:rPr>
+          <w:rFonts w:ascii="Garamond" w:eastAsia="Garamond" w:hAnsi="Garamond" w:cs="Garamond"/>
+          <w:b/>
+          <w:color w:val="000000"/>
+        </w:rPr>
+      </w:pPr>
+    </w:p>
+    <w:p>
+      <w:pPr>
+        <w:widowControl w:val="0"/>
+        <w:pBdr>
+          <w:top w:val="nil"/>
+          <w:left w:val="nil"/>
+          <w:bottom w:val="single" w:sz="6" w:space="1" w:color="000000"/>
+          <w:right w:val="nil"/>
+          <w:between w:val="nil"/>
+        </w:pBdr>
+        <w:spacing w:line="252" w:lineRule="auto"/>
+        <w:rPr>
+          <w:rFonts w:ascii="Garamond" w:eastAsia="Garamond" w:hAnsi="Garamond" w:cs="Garamond"/>
+          <w:b/>
+          <w:color w:val="000000"/>
+        </w:rPr>
+      </w:pPr>
+      <w:r>
+        <w:rPr>
+          <w:rFonts w:ascii="Garamond" w:eastAsia="Garamond" w:hAnsi="Garamond" w:cs="Garamond"/>
+          <w:b/>
+          <w:color w:val="000000"/>
+        </w:rPr>
+        <w:t xml:space="preserve">EXPERIENCE </w:t>
+      </w:r>
+    </w:p>
+    <w:p>
+      <w:pPr>
+        <w:widowControl w:val="0"/>
+        <w:pBdr>
+          <w:top w:val="nil"/>
+          <w:left w:val="nil"/>
+          <w:bottom w:val="nil"/>
+          <w:right w:val="nil"/>
+          <w:between w:val="nil"/>
+        </w:pBdr>
+        <w:spacing w:line="252" w:lineRule="auto"/>
+        <w:rPr>
+          <w:rFonts w:ascii="Garamond" w:eastAsia="Garamond" w:hAnsi="Garamond" w:cs="Garamond"/>
+          <w:b/>
+          <w:color w:val="000000"/>
+          <w:sz w:val="12"/>
+          <w:szCs w:val="12"/>
+          <w:u w:val="single"/>
+        </w:rPr>
+      </w:pPr>
+    </w:p>
+    <w:p>
+      <w:pPr>
         <w:tabs>
           <w:tab w:val="left" w:pos="1134"/>
           <w:tab w:val="right" w:pos="10773"/>
@@ -196,15 +365,14 @@
           <w:rFonts w:ascii="Garamond" w:eastAsia="Garamond" w:hAnsi="Garamond" w:cs="Garamond"/>
           <w:b/>
         </w:rPr>
-        <w:t xml:space="preserve">NV Access                                                                   </w:t>
-      </w:r>
-      <w:r>
-        <w:rPr>
-          <w:rFonts w:ascii="Garamond" w:eastAsia="Garamond" w:hAnsi="Garamond" w:cs="Garamond"/>
-          <w:b/>
-          <w:smallCaps/>
-        </w:rPr>
-        <w:t xml:space="preserve">                                                                                            </w:t>
+        <w:t xml:space="preserve">NV Access                                                                                                                                       </w:t>
+      </w:r>
+      <w:r>
+        <w:rPr>
+          <w:rFonts w:ascii="Garamond" w:eastAsia="Garamond" w:hAnsi="Garamond" w:cs="Garamond"/>
+          <w:b/>
+        </w:rPr>
+        <w:t xml:space="preserve">     </w:t>
       </w:r>
       <w:r>
         <w:rPr>
@@ -218,7 +386,14 @@
           <w:rFonts w:ascii="Garamond" w:eastAsia="Garamond" w:hAnsi="Garamond" w:cs="Garamond"/>
           <w:b/>
         </w:rPr>
-        <w:t>5-present</w:t>
+        <w:t>5</w:t>
+      </w:r>
+      <w:r>
+        <w:rPr>
+          <w:rFonts w:ascii="Garamond" w:eastAsia="Garamond" w:hAnsi="Garamond" w:cs="Garamond"/>
+          <w:b/>
+        </w:rPr>
+        <w:t>-present</w:t>
       </w:r>
     </w:p>
     <w:p>
@@ -235,33 +410,31 @@
         <w:rPr>
           <w:rFonts w:ascii="Garamond" w:eastAsia="Garamond" w:hAnsi="Garamond" w:cs="Garamond"/>
         </w:rPr>
-        <w:t>Contributor</w:t>
-      </w:r>
-      <w:r>
-        <w:rPr>
-          <w:rFonts w:ascii="Garamond" w:eastAsia="Garamond" w:hAnsi="Garamond" w:cs="Garamond"/>
-        </w:rPr>
-        <w:t xml:space="preserve">           </w:t>
-      </w:r>
-      <w:r>
-        <w:rPr>
-          <w:rFonts w:ascii="Garamond" w:eastAsia="Garamond" w:hAnsi="Garamond" w:cs="Garamond"/>
-          <w:smallCaps/>
-        </w:rPr>
-        <w:tab/>
-      </w:r>
-      <w:r>
-        <w:rPr>
-          <w:rFonts w:ascii="Garamond" w:eastAsia="Garamond" w:hAnsi="Garamond" w:cs="Garamond"/>
-          <w:smallCaps/>
-        </w:rPr>
-        <w:t xml:space="preserve"> </w:t>
-      </w:r>
-      <w:r>
-        <w:rPr>
-          <w:rFonts w:ascii="Garamond" w:eastAsia="Garamond" w:hAnsi="Garamond" w:cs="Garamond"/>
-        </w:rPr>
-        <w:t xml:space="preserve">Remote </w:t>
+        <w:t>UX</w:t>
+      </w:r>
+      <w:r>
+        <w:rPr>
+          <w:rFonts w:ascii="Garamond" w:eastAsia="Garamond" w:hAnsi="Garamond" w:cs="Garamond"/>
+        </w:rPr>
+        <w:t>/UI</w:t>
+      </w:r>
+      <w:r>
+        <w:rPr>
+          <w:rFonts w:ascii="Garamond" w:eastAsia="Garamond" w:hAnsi="Garamond" w:cs="Garamond"/>
+        </w:rPr>
+        <w:t xml:space="preserve"> Designer          </w:t>
+      </w:r>
+      <w:r>
+        <w:rPr>
+          <w:rFonts w:ascii="Garamond" w:eastAsia="Garamond" w:hAnsi="Garamond" w:cs="Garamond"/>
+        </w:rPr>
+        <w:t xml:space="preserve">                                                                                                      </w:t>
+      </w:r>
+      <w:r>
+        <w:rPr>
+          <w:rFonts w:ascii="Garamond" w:eastAsia="Garamond" w:hAnsi="Garamond" w:cs="Garamond"/>
+        </w:rPr>
+        <w:t>London, United Kingdom</w:t>
       </w:r>
     </w:p>
     <w:p>
@@ -281,125 +454,119 @@
         <w:spacing w:line="252" w:lineRule="auto"/>
         <w:ind w:left="284" w:hanging="284"/>
         <w:rPr>
-          <w:color w:val="000000"/>
-        </w:rPr>
-      </w:pPr>
-      <w:r>
-        <w:rPr>
-          <w:rFonts w:ascii="Garamond" w:eastAsia="Garamond" w:hAnsi="Garamond" w:cs="Garamond"/>
-          <w:color w:val="000000"/>
-        </w:rPr>
-        <w:t xml:space="preserve">NVDA </w:t>
-      </w:r>
-      <w:r>
-        <w:rPr>
-          <w:rFonts w:ascii="Garamond" w:eastAsia="Garamond" w:hAnsi="Garamond" w:cs="Garamond"/>
-          <w:color w:val="000000"/>
-        </w:rPr>
-        <w:t>(Non</w:t>
-      </w:r>
-      <w:r>
-        <w:rPr>
-          <w:rFonts w:ascii="Garamond" w:eastAsia="Garamond" w:hAnsi="Garamond" w:cs="Garamond"/>
-          <w:color w:val="000000"/>
-        </w:rPr>
-        <w:t>-</w:t>
-      </w:r>
-      <w:r>
-        <w:rPr>
-          <w:rFonts w:ascii="Garamond" w:eastAsia="Garamond" w:hAnsi="Garamond" w:cs="Garamond"/>
-          <w:color w:val="000000"/>
-        </w:rPr>
-        <w:t>Visual Desktop Access)</w:t>
+          <w:rFonts w:ascii="Garamond" w:hAnsi="Garamond"/>
+          <w:color w:val="000000"/>
+        </w:rPr>
+      </w:pPr>
+      <w:r>
+        <w:rPr>
+          <w:rFonts w:ascii="Garamond" w:eastAsia="Garamond" w:hAnsi="Garamond" w:cs="Garamond"/>
+        </w:rPr>
+        <w:t>Product: NVDA (Non-Visual Desktop Access</w:t>
+      </w:r>
+      <w:r>
+        <w:rPr>
+          <w:rFonts w:ascii="Garamond" w:eastAsia="Garamond" w:hAnsi="Garamond" w:cs="Garamond"/>
+        </w:rPr>
+        <w:t>)</w:t>
+      </w:r>
+      <w:r>
+        <w:rPr>
+          <w:rFonts w:ascii="Garamond" w:hAnsi="Garamond"/>
+          <w:color w:val="000000"/>
+        </w:rPr>
+        <w:t xml:space="preserve"> </w:t>
+      </w:r>
+      <w:r>
+        <w:rPr>
+          <w:rFonts w:ascii="Garamond" w:hAnsi="Garamond"/>
+          <w:color w:val="000000"/>
+        </w:rPr>
+        <w:t xml:space="preserve">                                                                                                                                                       </w:t>
       </w:r>
     </w:p>
     <w:p>
       <w:pPr>
-        <w:widowControl w:val="0"/>
+        <w:pStyle w:val="ListParagraph"/>
         <w:numPr>
-          <w:ilvl w:val="1"/>
-          <w:numId w:val="1"/>
+          <w:ilvl w:val="0"/>
+          <w:numId w:val="11"/>
         </w:numPr>
-        <w:pBdr>
-          <w:top w:val="nil"/>
-          <w:left w:val="nil"/>
-          <w:bottom w:val="nil"/>
-          <w:right w:val="nil"/>
-          <w:between w:val="nil"/>
-        </w:pBdr>
-        <w:spacing w:line="252" w:lineRule="auto"/>
-        <w:rPr>
-          <w:rFonts w:ascii="Garamond" w:hAnsi="Garamond"/>
-          <w:color w:val="000000"/>
-        </w:rPr>
-      </w:pPr>
-      <w:r>
-        <w:rPr>
-          <w:rFonts w:ascii="Garamond" w:hAnsi="Garamond"/>
-          <w:color w:val="000000"/>
-        </w:rPr>
-        <w:t xml:space="preserve">Contributed to </w:t>
-      </w:r>
-      <w:r>
-        <w:rPr>
-          <w:rFonts w:ascii="Garamond" w:hAnsi="Garamond"/>
-          <w:color w:val="000000"/>
-        </w:rPr>
-        <w:t>the</w:t>
-      </w:r>
-      <w:r>
-        <w:rPr>
-          <w:rFonts w:ascii="Garamond" w:hAnsi="Garamond"/>
-          <w:color w:val="000000"/>
-        </w:rPr>
-        <w:t xml:space="preserve"> open-source screen reader used globally by visually impaired users to access computers and devices.</w:t>
-      </w:r>
-      <w:r>
-        <w:rPr>
-          <w:rFonts w:ascii="Garamond" w:hAnsi="Garamond"/>
-          <w:color w:val="000000"/>
+        <w:rPr>
+          <w:rFonts w:ascii="Garamond" w:eastAsia="Garamond" w:hAnsi="Garamond" w:cs="Garamond"/>
+        </w:rPr>
+      </w:pPr>
+      <w:r>
+        <w:rPr>
+          <w:rFonts w:ascii="Garamond" w:eastAsia="Garamond" w:hAnsi="Garamond" w:cs="Garamond"/>
+          <w:b/>
+          <w:bCs/>
+        </w:rPr>
+        <w:t>Accessibility Engineering:</w:t>
+      </w:r>
+      <w:r>
+        <w:rPr>
+          <w:rFonts w:ascii="Garamond" w:eastAsia="Garamond" w:hAnsi="Garamond" w:cs="Garamond"/>
         </w:rPr>
         <w:t xml:space="preserve"> </w:t>
       </w:r>
       <w:r>
         <w:rPr>
-          <w:rFonts w:ascii="Garamond" w:hAnsi="Garamond"/>
-          <w:color w:val="000000"/>
-        </w:rPr>
-        <w:t>Enhanced front-end accessibility and UI/UX consistency across web environments by debugging, testing, and improving HTML and interaction patterns. Strengthened skills in accessibility-first design, attention to detail, and clear documentation within a distributed, open-source community</w:t>
-      </w:r>
-      <w:r>
-        <w:rPr>
-          <w:rFonts w:ascii="Garamond" w:hAnsi="Garamond"/>
-          <w:color w:val="000000"/>
-        </w:rPr>
-        <w:t>.</w:t>
-      </w:r>
-      <w:r>
-        <w:rPr>
-          <w:rFonts w:ascii="Garamond" w:hAnsi="Garamond"/>
-          <w:color w:val="000000"/>
-        </w:rPr>
-        <w:t xml:space="preserve"> </w:t>
+          <w:rFonts w:ascii="Garamond" w:eastAsia="Garamond" w:hAnsi="Garamond" w:cs="Garamond"/>
+        </w:rPr>
+        <w:t>Defined consistent UI/UX behaviour across distributed codebases, improving front-end accessibility compliance and resolving interaction conflicts across multi-browser web environments, increasing assistive navigation reliability and consistency in assistive contexts.</w:t>
       </w:r>
     </w:p>
     <w:p>
       <w:pPr>
-        <w:widowControl w:val="0"/>
-        <w:pBdr>
-          <w:top w:val="nil"/>
-          <w:left w:val="nil"/>
-          <w:bottom w:val="nil"/>
-          <w:right w:val="nil"/>
-          <w:between w:val="nil"/>
-        </w:pBdr>
-        <w:spacing w:line="252" w:lineRule="auto"/>
-        <w:ind w:left="1440"/>
-        <w:rPr>
-          <w:rFonts w:ascii="Garamond" w:hAnsi="Garamond"/>
-          <w:color w:val="000000"/>
-        </w:rPr>
-      </w:pPr>
+        <w:pStyle w:val="ListParagraph"/>
+        <w:numPr>
+          <w:ilvl w:val="0"/>
+          <w:numId w:val="11"/>
+        </w:numPr>
+        <w:rPr>
+          <w:rFonts w:ascii="Garamond" w:hAnsi="Garamond"/>
+          <w:color w:val="000000"/>
+        </w:rPr>
+      </w:pPr>
+      <w:r>
+        <w:rPr>
+          <w:rFonts w:ascii="Garamond" w:eastAsia="Garamond" w:hAnsi="Garamond" w:cs="Garamond"/>
+          <w:b/>
+          <w:bCs/>
+        </w:rPr>
+        <w:t xml:space="preserve">Technical Documentation &amp; Git Collaboration: </w:t>
+      </w:r>
+      <w:r>
+        <w:rPr>
+          <w:rFonts w:ascii="Garamond" w:eastAsia="Garamond" w:hAnsi="Garamond" w:cs="Garamond"/>
+        </w:rPr>
+        <w:t xml:space="preserve">Produced </w:t>
+      </w:r>
+      <w:r>
+        <w:rPr>
+          <w:rFonts w:ascii="Garamond" w:eastAsia="Garamond" w:hAnsi="Garamond" w:cs="Garamond"/>
+        </w:rPr>
+        <w:t>structured documentation</w:t>
+      </w:r>
+      <w:r>
+        <w:rPr>
+          <w:rFonts w:ascii="Garamond" w:eastAsia="Garamond" w:hAnsi="Garamond" w:cs="Garamond"/>
+        </w:rPr>
+        <w:t xml:space="preserve">, issue reports and </w:t>
+      </w:r>
+      <w:r>
+        <w:rPr>
+          <w:rFonts w:ascii="Garamond" w:eastAsia="Garamond" w:hAnsi="Garamond" w:cs="Garamond"/>
+        </w:rPr>
+        <w:t>testing feedback</w:t>
+      </w:r>
+      <w:r>
+        <w:rPr>
+          <w:rFonts w:ascii="Garamond" w:eastAsia="Garamond" w:hAnsi="Garamond" w:cs="Garamond"/>
+        </w:rPr>
+        <w:t xml:space="preserve"> within a Git-based open-source workflow, partnering with developers to implement scalable, maintainable fixed regression risk in subsequent releases.</w:t>
+      </w:r>
     </w:p>
     <w:p>
       <w:pPr>
@@ -412,28 +579,6 @@
           <w:b/>
         </w:rPr>
       </w:pPr>
-      <w:r>
-        <w:rPr>
-          <w:rFonts w:ascii="Garamond" w:eastAsia="Garamond" w:hAnsi="Garamond" w:cs="Garamond"/>
-          <w:b/>
-        </w:rPr>
-        <w:t xml:space="preserve">George P. Johnson UK </w:t>
-      </w:r>
-      <w:r>
-        <w:rPr>
-          <w:rFonts w:ascii="Garamond" w:eastAsia="Garamond" w:hAnsi="Garamond" w:cs="Garamond"/>
-          <w:b/>
-          <w:smallCaps/>
-        </w:rPr>
-        <w:tab/>
-      </w:r>
-      <w:r>
-        <w:rPr>
-          <w:rFonts w:ascii="Garamond" w:eastAsia="Garamond" w:hAnsi="Garamond" w:cs="Garamond"/>
-          <w:b/>
-        </w:rPr>
-        <w:t>2023-2024</w:t>
-      </w:r>
     </w:p>
     <w:p>
       <w:pPr>
@@ -443,17 +588,20 @@
         </w:tabs>
         <w:rPr>
           <w:rFonts w:ascii="Garamond" w:eastAsia="Garamond" w:hAnsi="Garamond" w:cs="Garamond"/>
-        </w:rPr>
-      </w:pPr>
-      <w:r>
-        <w:rPr>
-          <w:rFonts w:ascii="Garamond" w:eastAsia="Garamond" w:hAnsi="Garamond" w:cs="Garamond"/>
-        </w:rPr>
-        <w:t>Junior Creative Technologist</w:t>
-      </w:r>
-      <w:r>
-        <w:rPr>
-          <w:rFonts w:ascii="Garamond" w:eastAsia="Garamond" w:hAnsi="Garamond" w:cs="Garamond"/>
+          <w:b/>
+        </w:rPr>
+      </w:pPr>
+      <w:r>
+        <w:rPr>
+          <w:rFonts w:ascii="Garamond" w:eastAsia="Garamond" w:hAnsi="Garamond" w:cs="Garamond"/>
+          <w:b/>
+        </w:rPr>
+        <w:t xml:space="preserve">George P. Johnson UK </w:t>
+      </w:r>
+      <w:r>
+        <w:rPr>
+          <w:rFonts w:ascii="Garamond" w:eastAsia="Garamond" w:hAnsi="Garamond" w:cs="Garamond"/>
+          <w:b/>
           <w:smallCaps/>
         </w:rPr>
         <w:tab/>
@@ -461,8 +609,130 @@
       <w:r>
         <w:rPr>
           <w:rFonts w:ascii="Garamond" w:eastAsia="Garamond" w:hAnsi="Garamond" w:cs="Garamond"/>
+          <w:b/>
+        </w:rPr>
+        <w:t>2023-2024</w:t>
+      </w:r>
+    </w:p>
+    <w:p>
+      <w:pPr>
+        <w:tabs>
+          <w:tab w:val="left" w:pos="1134"/>
+          <w:tab w:val="right" w:pos="10773"/>
+        </w:tabs>
+        <w:rPr>
+          <w:rFonts w:ascii="Garamond" w:eastAsia="Garamond" w:hAnsi="Garamond" w:cs="Garamond"/>
+        </w:rPr>
+      </w:pPr>
+      <w:r>
+        <w:rPr>
+          <w:rFonts w:ascii="Garamond" w:eastAsia="Garamond" w:hAnsi="Garamond" w:cs="Garamond"/>
+        </w:rPr>
+        <w:t>Creative Technologist</w:t>
+      </w:r>
+      <w:r>
+        <w:rPr>
+          <w:rFonts w:ascii="Garamond" w:eastAsia="Garamond" w:hAnsi="Garamond" w:cs="Garamond"/>
+          <w:smallCaps/>
+        </w:rPr>
+        <w:tab/>
+      </w:r>
+      <w:r>
+        <w:rPr>
+          <w:rFonts w:ascii="Garamond" w:eastAsia="Garamond" w:hAnsi="Garamond" w:cs="Garamond"/>
         </w:rPr>
         <w:t>London, United Kingdom</w:t>
+      </w:r>
+    </w:p>
+    <w:p>
+      <w:pPr>
+        <w:tabs>
+          <w:tab w:val="left" w:pos="1134"/>
+          <w:tab w:val="right" w:pos="10773"/>
+        </w:tabs>
+        <w:rPr>
+          <w:rFonts w:ascii="Garamond" w:eastAsia="Garamond" w:hAnsi="Garamond" w:cs="Garamond"/>
+        </w:rPr>
+      </w:pPr>
+      <w:r>
+        <w:rPr>
+          <w:rFonts w:ascii="Garamond" w:eastAsia="Garamond" w:hAnsi="Garamond" w:cs="Garamond"/>
+          <w:b/>
+          <w:bCs/>
+        </w:rPr>
+        <w:t>Global Experience Design &amp; Delivery:</w:t>
+      </w:r>
+      <w:r>
+        <w:rPr>
+          <w:rFonts w:ascii="Garamond" w:eastAsia="Garamond" w:hAnsi="Garamond" w:cs="Garamond"/>
+        </w:rPr>
+        <w:t xml:space="preserve"> </w:t>
+      </w:r>
+      <w:r>
+        <w:rPr>
+          <w:rFonts w:ascii="Garamond" w:eastAsia="Garamond" w:hAnsi="Garamond" w:cs="Garamond"/>
+        </w:rPr>
+        <w:t>Designed</w:t>
+      </w:r>
+      <w:r>
+        <w:rPr>
+          <w:rFonts w:ascii="Garamond" w:eastAsia="Garamond" w:hAnsi="Garamond" w:cs="Garamond"/>
+        </w:rPr>
+        <w:t xml:space="preserve"> and delivered 2</w:t>
+      </w:r>
+      <w:r>
+        <w:rPr>
+          <w:rFonts w:ascii="Garamond" w:eastAsia="Garamond" w:hAnsi="Garamond" w:cs="Garamond"/>
+        </w:rPr>
+        <w:t>7</w:t>
+      </w:r>
+      <w:r>
+        <w:rPr>
+          <w:rFonts w:ascii="Garamond" w:eastAsia="Garamond" w:hAnsi="Garamond" w:cs="Garamond"/>
+        </w:rPr>
+        <w:t xml:space="preserve"> international projects spanning digital platforms and immersive environments. Owned interaction design, user journey mapping and experience optimisation across global brand activations, work</w:t>
+      </w:r>
+      <w:r>
+        <w:rPr>
+          <w:rFonts w:ascii="Garamond" w:eastAsia="Garamond" w:hAnsi="Garamond" w:cs="Garamond"/>
+        </w:rPr>
+        <w:t>ed</w:t>
+      </w:r>
+      <w:r>
+        <w:rPr>
+          <w:rFonts w:ascii="Garamond" w:eastAsia="Garamond" w:hAnsi="Garamond" w:cs="Garamond"/>
+        </w:rPr>
+        <w:t xml:space="preserve"> with clients such as </w:t>
+      </w:r>
+      <w:r>
+        <w:rPr>
+          <w:rFonts w:ascii="Garamond" w:eastAsia="Garamond" w:hAnsi="Garamond" w:cs="Garamond"/>
+        </w:rPr>
+        <w:t>Cisco,</w:t>
+      </w:r>
+      <w:r>
+        <w:rPr>
+          <w:rFonts w:ascii="Garamond" w:eastAsia="Garamond" w:hAnsi="Garamond" w:cs="Garamond"/>
+        </w:rPr>
+        <w:t xml:space="preserve"> IBM</w:t>
+      </w:r>
+      <w:r>
+        <w:rPr>
+          <w:rFonts w:ascii="Garamond" w:eastAsia="Garamond" w:hAnsi="Garamond" w:cs="Garamond"/>
+        </w:rPr>
+        <w:t xml:space="preserve">, Booking.com </w:t>
+      </w:r>
+      <w:r>
+        <w:rPr>
+          <w:rFonts w:ascii="Garamond" w:eastAsia="Garamond" w:hAnsi="Garamond" w:cs="Garamond"/>
+        </w:rPr>
+        <w:t>and Starbucks</w:t>
+      </w:r>
+      <w:r>
+        <w:rPr>
+          <w:rFonts w:ascii="Garamond" w:eastAsia="Garamond" w:hAnsi="Garamond" w:cs="Garamond"/>
+        </w:rPr>
+        <w:t>.</w:t>
       </w:r>
     </w:p>
     <w:p>
@@ -491,94 +761,57 @@
           <w:rFonts w:ascii="Garamond" w:hAnsi="Garamond"/>
           <w:color w:val="000000"/>
         </w:rPr>
-        <w:t xml:space="preserve">Booking.com at Click.24 </w:t>
-      </w:r>
-      <w:r>
-        <w:rPr>
-          <w:rFonts w:ascii="Garamond" w:hAnsi="Garamond"/>
-          <w:color w:val="000000"/>
-        </w:rPr>
-        <w:t xml:space="preserve">2024 </w:t>
-      </w:r>
-      <w:r>
-        <w:rPr>
-          <w:rFonts w:ascii="Garamond" w:hAnsi="Garamond"/>
-          <w:color w:val="000000"/>
-        </w:rPr>
-        <w:t>(Amsterdam, the Netherlands and Miami, USA)</w:t>
+        <w:t xml:space="preserve">Starbucks </w:t>
+      </w:r>
+      <w:r>
+        <w:rPr>
+          <w:rFonts w:ascii="Garamond" w:hAnsi="Garamond"/>
+          <w:color w:val="000000"/>
+        </w:rPr>
+        <w:t xml:space="preserve">                                                                                                                                                       </w:t>
+      </w:r>
+      <w:r>
+        <w:rPr>
+          <w:rFonts w:ascii="Garamond" w:hAnsi="Garamond"/>
+          <w:color w:val="000000"/>
+        </w:rPr>
+        <w:t>UAE</w:t>
       </w:r>
     </w:p>
     <w:p>
       <w:pPr>
-        <w:widowControl w:val="0"/>
+        <w:pStyle w:val="ListParagraph"/>
         <w:numPr>
-          <w:ilvl w:val="1"/>
-          <w:numId w:val="1"/>
+          <w:ilvl w:val="0"/>
+          <w:numId w:val="11"/>
         </w:numPr>
-        <w:pBdr>
-          <w:top w:val="nil"/>
-          <w:left w:val="nil"/>
-          <w:bottom w:val="nil"/>
-          <w:right w:val="nil"/>
-          <w:between w:val="nil"/>
-        </w:pBdr>
-        <w:spacing w:line="252" w:lineRule="auto"/>
-        <w:rPr>
-          <w:rFonts w:ascii="Garamond" w:hAnsi="Garamond"/>
-          <w:color w:val="000000"/>
-        </w:rPr>
-      </w:pPr>
-      <w:r>
-        <w:rPr>
-          <w:rFonts w:ascii="Garamond" w:hAnsi="Garamond"/>
-          <w:color w:val="000000"/>
-        </w:rPr>
-        <w:t>Conducted user research</w:t>
-      </w:r>
-      <w:r>
-        <w:rPr>
-          <w:rFonts w:ascii="Garamond" w:hAnsi="Garamond"/>
-          <w:color w:val="000000"/>
-        </w:rPr>
-        <w:t xml:space="preserve"> for Make a Splash</w:t>
-      </w:r>
-      <w:r>
-        <w:t>,</w:t>
-      </w:r>
-      <w:r>
-        <w:rPr>
-          <w:rFonts w:ascii="Garamond" w:hAnsi="Garamond"/>
-          <w:color w:val="000000"/>
-        </w:rPr>
-        <w:t xml:space="preserve"> iterat</w:t>
-      </w:r>
-      <w:r>
-        <w:rPr>
-          <w:rFonts w:ascii="Garamond" w:hAnsi="Garamond"/>
-          <w:color w:val="000000"/>
-        </w:rPr>
-        <w:t>ing</w:t>
-      </w:r>
-      <w:r>
-        <w:rPr>
-          <w:rFonts w:ascii="Garamond" w:hAnsi="Garamond"/>
-          <w:color w:val="000000"/>
-        </w:rPr>
-        <w:t xml:space="preserve"> designs</w:t>
-      </w:r>
-      <w:r>
-        <w:rPr>
-          <w:rFonts w:ascii="Garamond" w:hAnsi="Garamond"/>
-          <w:color w:val="000000"/>
-        </w:rPr>
-        <w:t xml:space="preserve"> based on feedback</w:t>
-      </w:r>
-      <w:r>
-        <w:rPr>
-          <w:rFonts w:ascii="Garamond" w:hAnsi="Garamond"/>
-          <w:color w:val="000000"/>
-        </w:rPr>
-        <w:t>.</w:t>
+        <w:rPr>
+          <w:rFonts w:ascii="Garamond" w:hAnsi="Garamond"/>
+          <w:color w:val="000000"/>
+        </w:rPr>
+      </w:pPr>
+      <w:r>
+        <w:rPr>
+          <w:rFonts w:ascii="Garamond" w:hAnsi="Garamond"/>
+          <w:b/>
+          <w:bCs/>
+          <w:color w:val="000000"/>
+        </w:rPr>
+        <w:t>New Business:</w:t>
+      </w:r>
+      <w:r>
+        <w:rPr>
+          <w:rFonts w:ascii="Garamond" w:hAnsi="Garamond"/>
+          <w:color w:val="000000"/>
+        </w:rPr>
+        <w:t xml:space="preserve"> Built pitch decks </w:t>
+      </w:r>
+      <w:r>
+        <w:rPr>
+          <w:rFonts w:ascii="Garamond" w:hAnsi="Garamond"/>
+          <w:color w:val="000000"/>
+        </w:rPr>
+        <w:t>that secured</w:t>
       </w:r>
       <w:r>
         <w:rPr>
@@ -592,28 +825,43 @@
           <w:rFonts w:ascii="Garamond" w:hAnsi="Garamond"/>
           <w:color w:val="000000"/>
         </w:rPr>
-        <w:t xml:space="preserve">Designed </w:t>
-      </w:r>
-      <w:r>
-        <w:rPr>
-          <w:rFonts w:ascii="Garamond" w:hAnsi="Garamond"/>
-          <w:color w:val="000000"/>
-        </w:rPr>
-        <w:t>user</w:t>
-      </w:r>
-      <w:r>
-        <w:rPr>
-          <w:rFonts w:ascii="Garamond" w:hAnsi="Garamond"/>
-          <w:color w:val="000000"/>
-        </w:rPr>
-        <w:t xml:space="preserve"> interfaces that translated insights into </w:t>
-      </w:r>
-      <w:r>
-        <w:rPr>
-          <w:rFonts w:ascii="Garamond" w:hAnsi="Garamond"/>
-          <w:color w:val="000000"/>
-        </w:rPr>
-        <w:t>a streamlined digital</w:t>
+        <w:t xml:space="preserve">Starbucks as </w:t>
+      </w:r>
+      <w:r>
+        <w:rPr>
+          <w:rFonts w:ascii="Garamond" w:hAnsi="Garamond"/>
+          <w:color w:val="000000"/>
+        </w:rPr>
+        <w:t>a new major client</w:t>
+      </w:r>
+      <w:r>
+        <w:rPr>
+          <w:rFonts w:ascii="Garamond" w:hAnsi="Garamond"/>
+          <w:color w:val="000000"/>
+        </w:rPr>
+        <w:t>, aligning experiential concepts with regional brand priorities and business objectives.</w:t>
+      </w:r>
+    </w:p>
+    <w:p>
+      <w:pPr>
+        <w:pStyle w:val="ListParagraph"/>
+        <w:numPr>
+          <w:ilvl w:val="0"/>
+          <w:numId w:val="11"/>
+        </w:numPr>
+        <w:rPr>
+          <w:rFonts w:ascii="Garamond" w:hAnsi="Garamond"/>
+          <w:color w:val="000000"/>
+        </w:rPr>
+      </w:pPr>
+      <w:r>
+        <w:rPr>
+          <w:rFonts w:ascii="Garamond" w:hAnsi="Garamond"/>
+          <w:b/>
+          <w:bCs/>
+          <w:color w:val="000000"/>
+        </w:rPr>
+        <w:t>Brand Translation:</w:t>
       </w:r>
       <w:r>
         <w:rPr>
@@ -627,14 +875,7 @@
           <w:rFonts w:ascii="Garamond" w:hAnsi="Garamond"/>
           <w:color w:val="000000"/>
         </w:rPr>
-        <w:t>B2C</w:t>
-      </w:r>
-      <w:r>
-        <w:rPr>
-          <w:rFonts w:ascii="Garamond" w:hAnsi="Garamond"/>
-          <w:color w:val="000000"/>
-        </w:rPr>
-        <w:t xml:space="preserve"> experience for broad audiences</w:t>
+        <w:t>Translated Starbucks’ regional heritage into multi-sensory experience blending scent, visual, and touch, achieving 83% visitor satisfaction (excellent/very good) and 73% uplift in brand and product understanding. This project won Bronze Drum Award for Best Experiential</w:t>
       </w:r>
       <w:r>
         <w:rPr>
@@ -670,16 +911,405 @@
           <w:rFonts w:ascii="Garamond" w:hAnsi="Garamond"/>
           <w:color w:val="000000"/>
         </w:rPr>
-        <w:t>Cisco at Cisco Live 2024 (Amsterdam, the Netherlands)</w:t>
+        <w:t xml:space="preserve">Cisco </w:t>
+      </w:r>
+      <w:r>
+        <w:rPr>
+          <w:rFonts w:ascii="Garamond" w:hAnsi="Garamond"/>
+          <w:color w:val="000000"/>
+        </w:rPr>
+        <w:t xml:space="preserve">                                                                                                                                                  </w:t>
+      </w:r>
+      <w:r>
+        <w:rPr>
+          <w:rFonts w:ascii="Garamond" w:hAnsi="Garamond"/>
+          <w:color w:val="000000"/>
+        </w:rPr>
+        <w:t>Netherlands</w:t>
       </w:r>
     </w:p>
     <w:p>
       <w:pPr>
+        <w:pStyle w:val="ListParagraph"/>
         <w:widowControl w:val="0"/>
         <w:numPr>
-          <w:ilvl w:val="1"/>
-          <w:numId w:val="1"/>
+          <w:ilvl w:val="0"/>
+          <w:numId w:val="10"/>
         </w:numPr>
+        <w:rPr>
+          <w:rFonts w:ascii="Garamond" w:hAnsi="Garamond"/>
+          <w:color w:val="000000"/>
+        </w:rPr>
+      </w:pPr>
+      <w:r>
+        <w:rPr>
+          <w:rFonts w:ascii="Garamond" w:hAnsi="Garamond"/>
+          <w:b/>
+          <w:bCs/>
+          <w:color w:val="000000"/>
+        </w:rPr>
+        <w:t>Gamified Learning</w:t>
+      </w:r>
+      <w:r>
+        <w:rPr>
+          <w:rFonts w:ascii="Garamond" w:hAnsi="Garamond"/>
+          <w:b/>
+          <w:bCs/>
+          <w:color w:val="000000"/>
+        </w:rPr>
+        <w:t xml:space="preserve"> System:</w:t>
+      </w:r>
+      <w:r>
+        <w:rPr>
+          <w:rFonts w:ascii="Garamond" w:hAnsi="Garamond"/>
+          <w:color w:val="000000"/>
+        </w:rPr>
+        <w:t xml:space="preserve"> </w:t>
+      </w:r>
+      <w:r>
+        <w:rPr>
+          <w:rFonts w:ascii="Garamond" w:hAnsi="Garamond"/>
+          <w:color w:val="000000"/>
+        </w:rPr>
+        <w:t>Led gamified AR learning experience highlighting Cisco’s latest innovations</w:t>
+      </w:r>
+      <w:r>
+        <w:rPr>
+          <w:rFonts w:ascii="Garamond" w:hAnsi="Garamond"/>
+          <w:color w:val="000000"/>
+        </w:rPr>
+        <w:t xml:space="preserve"> </w:t>
+      </w:r>
+      <w:r>
+        <w:rPr>
+          <w:rFonts w:ascii="Garamond" w:hAnsi="Garamond"/>
+          <w:color w:val="000000"/>
+        </w:rPr>
+        <w:t>and strategic partnerships, improving engagement and product understanding</w:t>
+      </w:r>
+      <w:r>
+        <w:rPr>
+          <w:rFonts w:ascii="Garamond" w:hAnsi="Garamond"/>
+          <w:color w:val="000000"/>
+        </w:rPr>
+        <w:t>. Developed scalable</w:t>
+      </w:r>
+      <w:r>
+        <w:rPr>
+          <w:rFonts w:ascii="Garamond" w:hAnsi="Garamond"/>
+          <w:color w:val="000000"/>
+        </w:rPr>
+        <w:t xml:space="preserve"> </w:t>
+      </w:r>
+      <w:r>
+        <w:rPr>
+          <w:rFonts w:ascii="Garamond" w:hAnsi="Garamond"/>
+          <w:color w:val="000000"/>
+        </w:rPr>
+        <w:t>component framework to ensure cross-platform consistency and smooth technical implementation.</w:t>
+      </w:r>
+    </w:p>
+    <w:p>
+      <w:pPr>
+        <w:pStyle w:val="ListParagraph"/>
+        <w:widowControl w:val="0"/>
+        <w:numPr>
+          <w:ilvl w:val="0"/>
+          <w:numId w:val="10"/>
+        </w:numPr>
+        <w:rPr>
+          <w:rFonts w:ascii="Garamond" w:hAnsi="Garamond"/>
+          <w:color w:val="000000"/>
+        </w:rPr>
+      </w:pPr>
+      <w:r>
+        <w:rPr>
+          <w:rFonts w:ascii="Garamond" w:hAnsi="Garamond"/>
+          <w:b/>
+          <w:bCs/>
+          <w:color w:val="000000"/>
+        </w:rPr>
+        <w:t>Platform Redesign:</w:t>
+      </w:r>
+      <w:r>
+        <w:rPr>
+          <w:rFonts w:ascii="Garamond" w:hAnsi="Garamond"/>
+          <w:color w:val="000000"/>
+        </w:rPr>
+        <w:t xml:space="preserve"> </w:t>
+      </w:r>
+      <w:r>
+        <w:rPr>
+          <w:rFonts w:ascii="Garamond" w:hAnsi="Garamond"/>
+          <w:color w:val="000000"/>
+        </w:rPr>
+        <w:t xml:space="preserve">Redesigned internal content systems by migrating static documentation into </w:t>
+      </w:r>
+      <w:r>
+        <w:rPr>
+          <w:rFonts w:ascii="Garamond" w:hAnsi="Garamond"/>
+          <w:color w:val="000000"/>
+        </w:rPr>
+        <w:t>a scalable WordPress CMS architecture.</w:t>
+      </w:r>
+      <w:r>
+        <w:rPr>
+          <w:rFonts w:ascii="Garamond" w:hAnsi="Garamond"/>
+          <w:color w:val="000000"/>
+        </w:rPr>
+        <w:t xml:space="preserve"> </w:t>
+      </w:r>
+      <w:r>
+        <w:rPr>
+          <w:rFonts w:ascii="Garamond" w:hAnsi="Garamond"/>
+          <w:color w:val="000000"/>
+        </w:rPr>
+        <w:t>S</w:t>
+      </w:r>
+      <w:r>
+        <w:rPr>
+          <w:rFonts w:ascii="Garamond" w:hAnsi="Garamond"/>
+          <w:color w:val="000000"/>
+        </w:rPr>
+        <w:t>tructur</w:t>
+      </w:r>
+      <w:r>
+        <w:rPr>
+          <w:rFonts w:ascii="Garamond" w:hAnsi="Garamond"/>
+          <w:color w:val="000000"/>
+        </w:rPr>
+        <w:t>ed</w:t>
+      </w:r>
+      <w:r>
+        <w:rPr>
+          <w:rFonts w:ascii="Garamond" w:hAnsi="Garamond"/>
+          <w:color w:val="000000"/>
+        </w:rPr>
+        <w:t xml:space="preserve"> content taxonomy and reusable page templates to improve content governance and streamline publishing workflows across internal teams.</w:t>
+      </w:r>
+    </w:p>
+    <w:p>
+      <w:pPr>
+        <w:tabs>
+          <w:tab w:val="left" w:pos="1134"/>
+          <w:tab w:val="right" w:pos="10773"/>
+        </w:tabs>
+        <w:rPr>
+          <w:rFonts w:ascii="Garamond" w:eastAsia="Garamond" w:hAnsi="Garamond" w:cs="Garamond"/>
+          <w:b/>
+        </w:rPr>
+      </w:pPr>
+    </w:p>
+    <w:p>
+      <w:pPr>
+        <w:widowControl w:val="0"/>
+        <w:pBdr>
+          <w:top w:val="nil"/>
+          <w:left w:val="nil"/>
+          <w:bottom w:val="single" w:sz="6" w:space="1" w:color="000000"/>
+          <w:right w:val="nil"/>
+          <w:between w:val="nil"/>
+        </w:pBdr>
+        <w:spacing w:line="252" w:lineRule="auto"/>
+        <w:rPr>
+          <w:rFonts w:ascii="Garamond" w:eastAsia="Garamond" w:hAnsi="Garamond" w:cs="Garamond"/>
+          <w:b/>
+          <w:color w:val="000000"/>
+        </w:rPr>
+      </w:pPr>
+      <w:r>
+        <w:rPr>
+          <w:rFonts w:ascii="Garamond" w:eastAsia="Garamond" w:hAnsi="Garamond" w:cs="Garamond"/>
+          <w:b/>
+          <w:color w:val="000000"/>
+        </w:rPr>
+        <w:t xml:space="preserve">EDUCATION </w:t>
+      </w:r>
+    </w:p>
+    <w:p>
+      <w:pPr>
+        <w:widowControl w:val="0"/>
+        <w:pBdr>
+          <w:top w:val="nil"/>
+          <w:left w:val="nil"/>
+          <w:bottom w:val="nil"/>
+          <w:right w:val="nil"/>
+          <w:between w:val="nil"/>
+        </w:pBdr>
+        <w:tabs>
+          <w:tab w:val="left" w:pos="1660"/>
+        </w:tabs>
+        <w:spacing w:line="252" w:lineRule="auto"/>
+        <w:rPr>
+          <w:rFonts w:ascii="Garamond" w:eastAsia="Garamond" w:hAnsi="Garamond" w:cs="Garamond"/>
+          <w:b/>
+          <w:color w:val="000000"/>
+          <w:sz w:val="12"/>
+          <w:szCs w:val="12"/>
+        </w:rPr>
+      </w:pPr>
+    </w:p>
+    <w:p>
+      <w:pPr>
+        <w:tabs>
+          <w:tab w:val="left" w:pos="1134"/>
+          <w:tab w:val="right" w:pos="10773"/>
+        </w:tabs>
+        <w:rPr>
+          <w:rFonts w:ascii="Garamond" w:eastAsia="Garamond" w:hAnsi="Garamond" w:cs="Garamond"/>
+          <w:b/>
+        </w:rPr>
+      </w:pPr>
+      <w:r>
+        <w:rPr>
+          <w:rFonts w:ascii="Garamond" w:eastAsia="Garamond" w:hAnsi="Garamond" w:cs="Garamond"/>
+          <w:b/>
+        </w:rPr>
+        <w:t>University of the Arts London</w:t>
+      </w:r>
+      <w:r>
+        <w:rPr>
+          <w:rFonts w:ascii="Garamond" w:eastAsia="Garamond" w:hAnsi="Garamond" w:cs="Garamond"/>
+          <w:b/>
+          <w:smallCaps/>
+        </w:rPr>
+        <w:tab/>
+      </w:r>
+      <w:r>
+        <w:rPr>
+          <w:rFonts w:ascii="Garamond" w:eastAsia="Garamond" w:hAnsi="Garamond" w:cs="Garamond"/>
+          <w:b/>
+        </w:rPr>
+        <w:t>202</w:t>
+      </w:r>
+      <w:r>
+        <w:rPr>
+          <w:rFonts w:ascii="Garamond" w:eastAsia="Garamond" w:hAnsi="Garamond" w:cs="Garamond"/>
+          <w:b/>
+        </w:rPr>
+        <w:t>1-</w:t>
+      </w:r>
+      <w:r>
+        <w:rPr>
+          <w:rFonts w:ascii="Garamond" w:eastAsia="Garamond" w:hAnsi="Garamond" w:cs="Garamond"/>
+          <w:b/>
+        </w:rPr>
+        <w:t>20</w:t>
+      </w:r>
+      <w:r>
+        <w:rPr>
+          <w:rFonts w:ascii="Garamond" w:eastAsia="Garamond" w:hAnsi="Garamond" w:cs="Garamond"/>
+          <w:b/>
+        </w:rPr>
+        <w:t>2</w:t>
+      </w:r>
+      <w:r>
+        <w:rPr>
+          <w:rFonts w:ascii="Garamond" w:eastAsia="Garamond" w:hAnsi="Garamond" w:cs="Garamond"/>
+          <w:b/>
+        </w:rPr>
+        <w:t>5</w:t>
+      </w:r>
+    </w:p>
+    <w:p>
+      <w:pPr>
+        <w:tabs>
+          <w:tab w:val="left" w:pos="1134"/>
+          <w:tab w:val="right" w:pos="10773"/>
+        </w:tabs>
+        <w:rPr>
+          <w:rFonts w:ascii="Garamond" w:eastAsia="Garamond" w:hAnsi="Garamond" w:cs="Garamond"/>
+        </w:rPr>
+      </w:pPr>
+      <w:r>
+        <w:rPr>
+          <w:rFonts w:ascii="Garamond" w:eastAsia="Garamond" w:hAnsi="Garamond" w:cs="Garamond"/>
+        </w:rPr>
+        <w:t>B</w:t>
+      </w:r>
+      <w:r>
+        <w:rPr>
+          <w:rFonts w:ascii="Garamond" w:eastAsia="Garamond" w:hAnsi="Garamond" w:cs="Garamond"/>
+        </w:rPr>
+        <w:t xml:space="preserve">achelor of </w:t>
+      </w:r>
+      <w:r>
+        <w:rPr>
+          <w:rFonts w:ascii="Garamond" w:eastAsia="Garamond" w:hAnsi="Garamond" w:cs="Garamond"/>
+        </w:rPr>
+        <w:t>Sc</w:t>
+      </w:r>
+      <w:r>
+        <w:rPr>
+          <w:rFonts w:ascii="Garamond" w:eastAsia="Garamond" w:hAnsi="Garamond" w:cs="Garamond"/>
+        </w:rPr>
+        <w:t>ience in</w:t>
+      </w:r>
+      <w:r>
+        <w:rPr>
+          <w:rFonts w:ascii="Garamond" w:eastAsia="Garamond" w:hAnsi="Garamond" w:cs="Garamond"/>
+        </w:rPr>
+        <w:t xml:space="preserve"> Creative Computing (First Class Honours)</w:t>
+      </w:r>
+      <w:r>
+        <w:rPr>
+          <w:rFonts w:ascii="Garamond" w:eastAsia="Garamond" w:hAnsi="Garamond" w:cs="Garamond"/>
+          <w:smallCaps/>
+        </w:rPr>
+        <w:tab/>
+      </w:r>
+      <w:r>
+        <w:rPr>
+          <w:rFonts w:ascii="Garamond" w:eastAsia="Garamond" w:hAnsi="Garamond" w:cs="Garamond"/>
+        </w:rPr>
+        <w:t>London, United Kingdom</w:t>
+      </w:r>
+    </w:p>
+    <w:p>
+      <w:pPr>
+        <w:widowControl w:val="0"/>
+        <w:pBdr>
+          <w:top w:val="nil"/>
+          <w:left w:val="nil"/>
+          <w:bottom w:val="single" w:sz="6" w:space="1" w:color="000000"/>
+          <w:right w:val="nil"/>
+          <w:between w:val="nil"/>
+        </w:pBdr>
+        <w:spacing w:line="252" w:lineRule="auto"/>
+        <w:rPr>
+          <w:rFonts w:ascii="Garamond" w:eastAsia="Garamond" w:hAnsi="Garamond" w:cs="Garamond"/>
+          <w:color w:val="000000"/>
+        </w:rPr>
+      </w:pPr>
+    </w:p>
+    <w:p>
+      <w:pPr>
+        <w:widowControl w:val="0"/>
+        <w:pBdr>
+          <w:top w:val="nil"/>
+          <w:left w:val="nil"/>
+          <w:bottom w:val="single" w:sz="6" w:space="1" w:color="000000"/>
+          <w:right w:val="nil"/>
+          <w:between w:val="nil"/>
+        </w:pBdr>
+        <w:spacing w:line="252" w:lineRule="auto"/>
+        <w:rPr>
+          <w:rFonts w:ascii="Garamond" w:eastAsia="Garamond" w:hAnsi="Garamond" w:cs="Garamond"/>
+          <w:b/>
+          <w:color w:val="000000"/>
+        </w:rPr>
+      </w:pPr>
+      <w:r>
+        <w:rPr>
+          <w:rFonts w:ascii="Garamond" w:eastAsia="Garamond" w:hAnsi="Garamond" w:cs="Garamond"/>
+          <w:b/>
+        </w:rPr>
+        <w:t>SKILLS</w:t>
+      </w:r>
+    </w:p>
+    <w:p>
+      <w:pPr>
+        <w:widowControl w:val="0"/>
         <w:pBdr>
           <w:top w:val="nil"/>
           <w:left w:val="nil"/>
@@ -689,122 +1319,13 @@
         </w:pBdr>
         <w:spacing w:line="252" w:lineRule="auto"/>
         <w:rPr>
-          <w:rFonts w:ascii="Garamond" w:hAnsi="Garamond"/>
-          <w:color w:val="000000"/>
-        </w:rPr>
-      </w:pPr>
-      <w:r>
-        <w:rPr>
-          <w:rFonts w:ascii="Garamond" w:hAnsi="Garamond"/>
-          <w:color w:val="000000"/>
-        </w:rPr>
-        <w:t xml:space="preserve">Designed, developed, and maintained </w:t>
-      </w:r>
-      <w:r>
-        <w:rPr>
-          <w:rFonts w:ascii="Garamond" w:hAnsi="Garamond"/>
-          <w:color w:val="000000"/>
-        </w:rPr>
-        <w:t>the Cisco Live 2024</w:t>
-      </w:r>
-      <w:r>
-        <w:rPr>
-          <w:rFonts w:ascii="Garamond" w:hAnsi="Garamond"/>
-          <w:color w:val="000000"/>
-        </w:rPr>
-        <w:t xml:space="preserve"> internal website</w:t>
-      </w:r>
-      <w:r>
-        <w:rPr>
-          <w:rFonts w:ascii="Garamond" w:hAnsi="Garamond"/>
-          <w:color w:val="000000"/>
-        </w:rPr>
-        <w:t>,</w:t>
-      </w:r>
-      <w:r>
-        <w:rPr>
-          <w:rFonts w:ascii="Garamond" w:hAnsi="Garamond"/>
-          <w:color w:val="000000"/>
-        </w:rPr>
-        <w:t xml:space="preserve"> </w:t>
-      </w:r>
-      <w:r>
-        <w:rPr>
-          <w:rFonts w:ascii="Garamond" w:hAnsi="Garamond"/>
-          <w:color w:val="000000"/>
-        </w:rPr>
-        <w:t>migrating from static decks to a dynamic CMS-driven platform.</w:t>
-      </w:r>
-      <w:r>
-        <w:rPr>
-          <w:rFonts w:ascii="Garamond" w:hAnsi="Garamond"/>
-          <w:color w:val="000000"/>
-        </w:rPr>
-        <w:t xml:space="preserve"> </w:t>
-      </w:r>
-      <w:r>
-        <w:rPr>
-          <w:rFonts w:ascii="Garamond" w:hAnsi="Garamond"/>
-          <w:color w:val="000000"/>
-        </w:rPr>
-        <w:t>Integrated accessibility and brand coherence while optimising content management and update workflows</w:t>
-      </w:r>
-      <w:r>
-        <w:rPr>
-          <w:rFonts w:ascii="Garamond" w:hAnsi="Garamond"/>
-          <w:color w:val="000000"/>
-        </w:rPr>
-        <w:t>.</w:t>
-      </w:r>
-    </w:p>
-    <w:p>
-      <w:pPr>
-        <w:widowControl w:val="0"/>
-        <w:numPr>
-          <w:ilvl w:val="1"/>
-          <w:numId w:val="1"/>
-        </w:numPr>
-        <w:pBdr>
-          <w:top w:val="nil"/>
-          <w:left w:val="nil"/>
-          <w:bottom w:val="nil"/>
-          <w:right w:val="nil"/>
-          <w:between w:val="nil"/>
-        </w:pBdr>
-        <w:spacing w:line="252" w:lineRule="auto"/>
-        <w:rPr>
-          <w:rFonts w:ascii="Garamond" w:hAnsi="Garamond"/>
-          <w:color w:val="000000"/>
-        </w:rPr>
-      </w:pPr>
-      <w:r>
-        <w:rPr>
-          <w:rFonts w:ascii="Garamond" w:hAnsi="Garamond"/>
-          <w:color w:val="000000"/>
-        </w:rPr>
-        <w:t xml:space="preserve">Owned UI/UX design of </w:t>
-      </w:r>
-      <w:r>
-        <w:rPr>
-          <w:rFonts w:ascii="Garamond" w:hAnsi="Garamond"/>
-          <w:color w:val="000000"/>
-        </w:rPr>
-        <w:t>the Cisco Networking Cloud Puzzle</w:t>
-      </w:r>
-      <w:r>
-        <w:rPr>
-          <w:rFonts w:ascii="Garamond" w:hAnsi="Garamond"/>
-          <w:color w:val="000000"/>
-        </w:rPr>
-        <w:t>, producing scalable component libraries in Figma. Partnered with developers for implementation and QA, ensuring consistent design delivery across touchpoints</w:t>
-      </w:r>
-      <w:r>
-        <w:rPr>
-          <w:rFonts w:ascii="Garamond" w:hAnsi="Garamond"/>
-          <w:color w:val="000000"/>
-        </w:rPr>
-        <w:t>.</w:t>
-      </w:r>
+          <w:rFonts w:ascii="Garamond" w:eastAsia="Garamond" w:hAnsi="Garamond" w:cs="Garamond"/>
+          <w:color w:val="000000"/>
+          <w:sz w:val="12"/>
+          <w:szCs w:val="12"/>
+          <w:u w:val="single"/>
+        </w:rPr>
+      </w:pPr>
     </w:p>
     <w:p>
       <w:pPr>
@@ -823,50 +1344,27 @@
         <w:spacing w:line="252" w:lineRule="auto"/>
         <w:ind w:left="284" w:hanging="284"/>
         <w:rPr>
-          <w:color w:val="000000"/>
-        </w:rPr>
-      </w:pPr>
-      <w:r>
-        <w:rPr>
-          <w:rFonts w:ascii="Garamond" w:eastAsia="Garamond" w:hAnsi="Garamond" w:cs="Garamond"/>
-          <w:color w:val="000000"/>
-        </w:rPr>
-        <w:t>DP World at COP28 UN Climate Change Conference 2023 (Dubai, UAE)</w:t>
-      </w:r>
-    </w:p>
-    <w:p>
-      <w:pPr>
-        <w:widowControl w:val="0"/>
-        <w:numPr>
-          <w:ilvl w:val="1"/>
-          <w:numId w:val="1"/>
-        </w:numPr>
-        <w:pBdr>
-          <w:top w:val="nil"/>
-          <w:left w:val="nil"/>
-          <w:bottom w:val="nil"/>
-          <w:right w:val="nil"/>
-          <w:between w:val="nil"/>
-        </w:pBdr>
-        <w:spacing w:line="252" w:lineRule="auto"/>
-        <w:rPr>
-          <w:rFonts w:ascii="Garamond" w:hAnsi="Garamond"/>
-          <w:color w:val="000000"/>
-        </w:rPr>
-      </w:pPr>
-      <w:r>
-        <w:rPr>
-          <w:rFonts w:ascii="Garamond" w:hAnsi="Garamond"/>
-          <w:color w:val="000000"/>
-        </w:rPr>
-        <w:t xml:space="preserve">Engineered the user journey for Global </w:t>
-      </w:r>
-      <w:r>
-        <w:rPr>
-          <w:rFonts w:ascii="Garamond" w:hAnsi="Garamond"/>
-          <w:color w:val="000000"/>
-        </w:rPr>
-        <w:t>Café.</w:t>
+          <w:rFonts w:ascii="Garamond" w:hAnsi="Garamond"/>
+          <w:color w:val="000000"/>
+        </w:rPr>
+      </w:pPr>
+      <w:r>
+        <w:rPr>
+          <w:rFonts w:ascii="Garamond" w:hAnsi="Garamond"/>
+          <w:b/>
+          <w:bCs/>
+          <w:color w:val="000000"/>
+        </w:rPr>
+        <w:t>Design</w:t>
+      </w:r>
+      <w:r>
+        <w:rPr>
+          <w:rFonts w:ascii="Garamond" w:hAnsi="Garamond"/>
+          <w:b/>
+          <w:bCs/>
+          <w:color w:val="000000"/>
+        </w:rPr>
+        <w:t>:</w:t>
       </w:r>
       <w:r>
         <w:rPr>
@@ -880,364 +1378,113 @@
           <w:rFonts w:ascii="Garamond" w:hAnsi="Garamond"/>
           <w:color w:val="000000"/>
         </w:rPr>
-        <w:t>Delivered designs adhering to accessibility and brand guidelines while driving measurable impact</w:t>
-      </w:r>
-      <w:r>
-        <w:rPr>
-          <w:rFonts w:ascii="Garamond" w:hAnsi="Garamond"/>
-          <w:color w:val="000000"/>
-        </w:rPr>
-        <w:t xml:space="preserve">. </w:t>
-      </w:r>
-      <w:r>
-        <w:rPr>
-          <w:rFonts w:ascii="Garamond" w:hAnsi="Garamond"/>
-          <w:color w:val="000000"/>
-        </w:rPr>
-        <w:t>Applied analytical insights to design a scalable framework</w:t>
-      </w:r>
-      <w:r>
-        <w:rPr>
-          <w:rFonts w:ascii="Garamond" w:hAnsi="Garamond"/>
-          <w:color w:val="000000"/>
-        </w:rPr>
-        <w:t xml:space="preserve">, improving sustainable footprint by 40% and reducing project costs by 35%. </w:t>
-      </w:r>
-    </w:p>
-    <w:p>
-      <w:pPr>
-        <w:widowControl w:val="0"/>
-        <w:numPr>
-          <w:ilvl w:val="1"/>
-          <w:numId w:val="1"/>
-        </w:numPr>
-        <w:pBdr>
-          <w:top w:val="nil"/>
-          <w:left w:val="nil"/>
-          <w:bottom w:val="nil"/>
-          <w:right w:val="nil"/>
-          <w:between w:val="nil"/>
-        </w:pBdr>
-        <w:spacing w:line="252" w:lineRule="auto"/>
-        <w:rPr>
-          <w:rFonts w:ascii="Garamond" w:hAnsi="Garamond"/>
-          <w:color w:val="000000"/>
-        </w:rPr>
-      </w:pPr>
-      <w:r>
-        <w:rPr>
-          <w:rFonts w:ascii="Garamond" w:hAnsi="Garamond"/>
-          <w:color w:val="000000"/>
-        </w:rPr>
-        <w:t xml:space="preserve">Designed the interaction and refined the user journey for Solar Mama, focusing on creating intuitive user journeys for off-grid communities; improved </w:t>
-      </w:r>
-      <w:r>
-        <w:rPr>
-          <w:rFonts w:ascii="Garamond" w:hAnsi="Garamond"/>
-          <w:color w:val="000000"/>
-        </w:rPr>
-        <w:t>experience</w:t>
-      </w:r>
-      <w:r>
-        <w:rPr>
-          <w:rFonts w:ascii="Garamond" w:hAnsi="Garamond"/>
-          <w:color w:val="000000"/>
-        </w:rPr>
-        <w:t xml:space="preserve"> completion rate by 25%.</w:t>
-      </w:r>
-    </w:p>
-    <w:p>
-      <w:pPr>
-        <w:widowControl w:val="0"/>
-        <w:numPr>
-          <w:ilvl w:val="1"/>
-          <w:numId w:val="1"/>
-        </w:numPr>
-        <w:pBdr>
-          <w:top w:val="nil"/>
-          <w:left w:val="nil"/>
-          <w:bottom w:val="nil"/>
-          <w:right w:val="nil"/>
-          <w:between w:val="nil"/>
-        </w:pBdr>
-        <w:spacing w:line="252" w:lineRule="auto"/>
-        <w:rPr>
-          <w:rFonts w:ascii="Garamond" w:hAnsi="Garamond"/>
-          <w:color w:val="000000"/>
-        </w:rPr>
-      </w:pPr>
-      <w:r>
-        <w:rPr>
-          <w:rFonts w:ascii="Garamond" w:hAnsi="Garamond"/>
-          <w:color w:val="000000"/>
-        </w:rPr>
-        <w:t xml:space="preserve">Directed the ideation and user </w:t>
-      </w:r>
-      <w:r>
-        <w:rPr>
-          <w:rFonts w:ascii="Garamond" w:hAnsi="Garamond"/>
-          <w:color w:val="000000"/>
-        </w:rPr>
-        <w:t>interaction</w:t>
-      </w:r>
-      <w:r>
-        <w:rPr>
-          <w:rFonts w:ascii="Garamond" w:hAnsi="Garamond"/>
-          <w:color w:val="000000"/>
-        </w:rPr>
-        <w:t xml:space="preserve"> for Coral-Vita</w:t>
-      </w:r>
-      <w:r>
-        <w:rPr>
-          <w:rFonts w:ascii="Garamond" w:hAnsi="Garamond"/>
-          <w:color w:val="000000"/>
-        </w:rPr>
-        <w:t>, t</w:t>
-      </w:r>
-      <w:r>
-        <w:rPr>
-          <w:rFonts w:ascii="Garamond" w:hAnsi="Garamond"/>
-          <w:color w:val="000000"/>
-        </w:rPr>
-        <w:t>ransform</w:t>
-      </w:r>
-      <w:r>
-        <w:rPr>
-          <w:rFonts w:ascii="Garamond" w:hAnsi="Garamond"/>
-          <w:color w:val="000000"/>
-        </w:rPr>
-        <w:t>ing</w:t>
-      </w:r>
-      <w:r>
-        <w:rPr>
-          <w:rFonts w:ascii="Garamond" w:hAnsi="Garamond"/>
-          <w:color w:val="000000"/>
-        </w:rPr>
-        <w:t xml:space="preserve"> abstract environmental data into interactive storytelling</w:t>
-      </w:r>
-      <w:r>
-        <w:rPr>
-          <w:rFonts w:ascii="Garamond" w:hAnsi="Garamond"/>
+        <w:t xml:space="preserve">Interaction Design, </w:t>
+      </w:r>
+      <w:r>
+        <w:rPr>
+          <w:rFonts w:ascii="Garamond" w:hAnsi="Garamond"/>
+          <w:color w:val="000000"/>
+        </w:rPr>
+        <w:t xml:space="preserve">UX Design, </w:t>
+      </w:r>
+      <w:r>
+        <w:rPr>
+          <w:rFonts w:ascii="Garamond" w:eastAsia="Garamond" w:hAnsi="Garamond" w:cs="Garamond"/>
+          <w:color w:val="000000"/>
+        </w:rPr>
+        <w:t xml:space="preserve">Multimedia Storytelling, </w:t>
+      </w:r>
+      <w:r>
+        <w:rPr>
+          <w:rFonts w:ascii="Garamond" w:eastAsia="Garamond" w:hAnsi="Garamond" w:cs="Garamond"/>
+          <w:color w:val="000000"/>
+        </w:rPr>
+        <w:t>Human-Centred</w:t>
+      </w:r>
+      <w:r>
+        <w:rPr>
+          <w:rFonts w:ascii="Garamond" w:eastAsia="Garamond" w:hAnsi="Garamond" w:cs="Garamond"/>
+          <w:color w:val="000000"/>
+        </w:rPr>
+        <w:t xml:space="preserve"> Design, </w:t>
+      </w:r>
+      <w:r>
+        <w:rPr>
+          <w:rFonts w:ascii="Garamond" w:eastAsia="Garamond" w:hAnsi="Garamond" w:cs="Garamond"/>
+          <w:color w:val="000000"/>
+        </w:rPr>
+        <w:t xml:space="preserve">User Research, </w:t>
+      </w:r>
+      <w:r>
+        <w:rPr>
+          <w:rFonts w:ascii="Garamond" w:eastAsia="Garamond" w:hAnsi="Garamond" w:cs="Garamond"/>
+          <w:color w:val="000000"/>
+        </w:rPr>
+        <w:t xml:space="preserve">User Persona, User Journey, </w:t>
+      </w:r>
+      <w:r>
+        <w:rPr>
+          <w:rFonts w:ascii="Garamond" w:eastAsia="Garamond" w:hAnsi="Garamond" w:cs="Garamond"/>
+          <w:color w:val="000000"/>
+        </w:rPr>
+        <w:t>Responsive Design</w:t>
+      </w:r>
+      <w:r>
+        <w:rPr>
+          <w:rFonts w:ascii="Garamond" w:eastAsia="Garamond" w:hAnsi="Garamond" w:cs="Garamond"/>
           <w:color w:val="000000"/>
         </w:rPr>
         <w:t>,</w:t>
       </w:r>
       <w:r>
         <w:rPr>
-          <w:rFonts w:ascii="Garamond" w:hAnsi="Garamond"/>
+          <w:rFonts w:ascii="Garamond" w:eastAsia="Garamond" w:hAnsi="Garamond" w:cs="Garamond"/>
           <w:color w:val="000000"/>
         </w:rPr>
         <w:t xml:space="preserve"> </w:t>
       </w:r>
       <w:r>
         <w:rPr>
-          <w:rFonts w:ascii="Garamond" w:hAnsi="Garamond"/>
-          <w:color w:val="000000"/>
-        </w:rPr>
-        <w:t xml:space="preserve">increasing </w:t>
-      </w:r>
-      <w:r>
-        <w:rPr>
-          <w:rFonts w:ascii="Garamond" w:hAnsi="Garamond"/>
-          <w:color w:val="000000"/>
-        </w:rPr>
-        <w:t>user comprehension of coral restoration processes</w:t>
-      </w:r>
-      <w:r>
-        <w:rPr>
-          <w:rFonts w:ascii="Garamond" w:hAnsi="Garamond"/>
-          <w:color w:val="000000"/>
-        </w:rPr>
-        <w:t xml:space="preserve"> by 30%</w:t>
-      </w:r>
-      <w:r>
-        <w:rPr>
-          <w:rFonts w:ascii="Garamond" w:hAnsi="Garamond"/>
-          <w:color w:val="000000"/>
-        </w:rPr>
-        <w:t>.</w:t>
-      </w:r>
-    </w:p>
-    <w:p>
-      <w:pPr>
-        <w:widowControl w:val="0"/>
-        <w:pBdr>
-          <w:top w:val="nil"/>
-          <w:left w:val="nil"/>
-          <w:bottom w:val="single" w:sz="6" w:space="1" w:color="000000"/>
-          <w:right w:val="nil"/>
-          <w:between w:val="nil"/>
-        </w:pBdr>
-        <w:spacing w:line="252" w:lineRule="auto"/>
-        <w:rPr>
-          <w:rFonts w:ascii="Garamond" w:eastAsia="Garamond" w:hAnsi="Garamond" w:cs="Garamond"/>
-          <w:color w:val="000000"/>
-        </w:rPr>
-      </w:pPr>
-    </w:p>
-    <w:p>
-      <w:pPr>
-        <w:widowControl w:val="0"/>
-        <w:pBdr>
-          <w:top w:val="nil"/>
-          <w:left w:val="nil"/>
-          <w:bottom w:val="single" w:sz="6" w:space="1" w:color="000000"/>
-          <w:right w:val="nil"/>
-          <w:between w:val="nil"/>
-        </w:pBdr>
-        <w:spacing w:line="252" w:lineRule="auto"/>
-        <w:rPr>
-          <w:rFonts w:ascii="Garamond" w:eastAsia="Garamond" w:hAnsi="Garamond" w:cs="Garamond"/>
-          <w:b/>
-          <w:color w:val="000000"/>
-        </w:rPr>
-      </w:pPr>
-      <w:r>
-        <w:rPr>
-          <w:rFonts w:ascii="Garamond" w:eastAsia="Garamond" w:hAnsi="Garamond" w:cs="Garamond"/>
-          <w:b/>
-          <w:color w:val="000000"/>
-        </w:rPr>
-        <w:t xml:space="preserve">EDUCATION </w:t>
-      </w:r>
-    </w:p>
-    <w:p>
-      <w:pPr>
-        <w:widowControl w:val="0"/>
-        <w:pBdr>
-          <w:top w:val="nil"/>
-          <w:left w:val="nil"/>
-          <w:bottom w:val="nil"/>
-          <w:right w:val="nil"/>
-          <w:between w:val="nil"/>
-        </w:pBdr>
-        <w:tabs>
-          <w:tab w:val="left" w:pos="1660"/>
-        </w:tabs>
-        <w:spacing w:line="252" w:lineRule="auto"/>
-        <w:rPr>
-          <w:rFonts w:ascii="Garamond" w:eastAsia="Garamond" w:hAnsi="Garamond" w:cs="Garamond"/>
-          <w:b/>
-          <w:color w:val="000000"/>
-          <w:sz w:val="12"/>
-          <w:szCs w:val="12"/>
-        </w:rPr>
-      </w:pPr>
-    </w:p>
-    <w:p>
-      <w:pPr>
-        <w:tabs>
-          <w:tab w:val="left" w:pos="1134"/>
-          <w:tab w:val="right" w:pos="10773"/>
-        </w:tabs>
-        <w:rPr>
-          <w:rFonts w:ascii="Garamond" w:eastAsia="Garamond" w:hAnsi="Garamond" w:cs="Garamond"/>
-          <w:b/>
-        </w:rPr>
-      </w:pPr>
-      <w:r>
-        <w:rPr>
-          <w:rFonts w:ascii="Garamond" w:eastAsia="Garamond" w:hAnsi="Garamond" w:cs="Garamond"/>
-          <w:b/>
-        </w:rPr>
-        <w:t>University of the Arts London</w:t>
-      </w:r>
-      <w:r>
-        <w:rPr>
-          <w:rFonts w:ascii="Garamond" w:eastAsia="Garamond" w:hAnsi="Garamond" w:cs="Garamond"/>
-          <w:b/>
-          <w:smallCaps/>
-        </w:rPr>
-        <w:tab/>
-      </w:r>
-      <w:r>
-        <w:rPr>
-          <w:rFonts w:ascii="Garamond" w:eastAsia="Garamond" w:hAnsi="Garamond" w:cs="Garamond"/>
-          <w:b/>
-        </w:rPr>
-        <w:t>202</w:t>
-      </w:r>
-      <w:r>
-        <w:rPr>
-          <w:rFonts w:ascii="Garamond" w:eastAsia="Garamond" w:hAnsi="Garamond" w:cs="Garamond"/>
-          <w:b/>
-        </w:rPr>
-        <w:t>1-</w:t>
-      </w:r>
-      <w:r>
-        <w:rPr>
-          <w:rFonts w:ascii="Garamond" w:eastAsia="Garamond" w:hAnsi="Garamond" w:cs="Garamond"/>
-          <w:b/>
-        </w:rPr>
-        <w:t>20</w:t>
-      </w:r>
-      <w:r>
-        <w:rPr>
-          <w:rFonts w:ascii="Garamond" w:eastAsia="Garamond" w:hAnsi="Garamond" w:cs="Garamond"/>
-          <w:b/>
-        </w:rPr>
-        <w:t>2</w:t>
-      </w:r>
-      <w:r>
-        <w:rPr>
-          <w:rFonts w:ascii="Garamond" w:eastAsia="Garamond" w:hAnsi="Garamond" w:cs="Garamond"/>
-          <w:b/>
-        </w:rPr>
-        <w:t>5</w:t>
-      </w:r>
-    </w:p>
-    <w:p>
-      <w:pPr>
-        <w:tabs>
-          <w:tab w:val="left" w:pos="1134"/>
-          <w:tab w:val="right" w:pos="10773"/>
-        </w:tabs>
-        <w:rPr>
-          <w:rFonts w:ascii="Garamond" w:eastAsia="Garamond" w:hAnsi="Garamond" w:cs="Garamond"/>
-        </w:rPr>
-      </w:pPr>
-      <w:r>
-        <w:rPr>
-          <w:rFonts w:ascii="Garamond" w:eastAsia="Garamond" w:hAnsi="Garamond" w:cs="Garamond"/>
-        </w:rPr>
-        <w:t>B</w:t>
-      </w:r>
-      <w:r>
-        <w:rPr>
-          <w:rFonts w:ascii="Garamond" w:eastAsia="Garamond" w:hAnsi="Garamond" w:cs="Garamond"/>
-        </w:rPr>
-        <w:t xml:space="preserve">achelor of </w:t>
-      </w:r>
-      <w:r>
-        <w:rPr>
-          <w:rFonts w:ascii="Garamond" w:eastAsia="Garamond" w:hAnsi="Garamond" w:cs="Garamond"/>
-        </w:rPr>
-        <w:t>Sc</w:t>
-      </w:r>
-      <w:r>
-        <w:rPr>
-          <w:rFonts w:ascii="Garamond" w:eastAsia="Garamond" w:hAnsi="Garamond" w:cs="Garamond"/>
-        </w:rPr>
-        <w:t>ience in</w:t>
-      </w:r>
-      <w:r>
-        <w:rPr>
-          <w:rFonts w:ascii="Garamond" w:eastAsia="Garamond" w:hAnsi="Garamond" w:cs="Garamond"/>
-        </w:rPr>
-        <w:t xml:space="preserve"> Creative Computing (First Class Honours)</w:t>
-      </w:r>
-      <w:r>
-        <w:rPr>
-          <w:rFonts w:ascii="Garamond" w:eastAsia="Garamond" w:hAnsi="Garamond" w:cs="Garamond"/>
-          <w:smallCaps/>
-        </w:rPr>
-        <w:tab/>
-      </w:r>
-      <w:r>
-        <w:rPr>
-          <w:rFonts w:ascii="Garamond" w:eastAsia="Garamond" w:hAnsi="Garamond" w:cs="Garamond"/>
-        </w:rPr>
-        <w:t>London, United Kingdom</w:t>
+          <w:rFonts w:ascii="Garamond" w:eastAsia="Garamond" w:hAnsi="Garamond" w:cs="Garamond"/>
+          <w:color w:val="000000"/>
+        </w:rPr>
+        <w:t>Accessibility</w:t>
+      </w:r>
+      <w:r>
+        <w:rPr>
+          <w:rFonts w:ascii="Garamond" w:eastAsia="Garamond" w:hAnsi="Garamond" w:cs="Garamond"/>
+          <w:color w:val="000000"/>
+        </w:rPr>
+        <w:t xml:space="preserve">, </w:t>
+      </w:r>
+      <w:r>
+        <w:rPr>
+          <w:rFonts w:ascii="Garamond" w:eastAsia="Garamond" w:hAnsi="Garamond" w:cs="Garamond"/>
+          <w:color w:val="000000"/>
+        </w:rPr>
+        <w:t>Storyboarding</w:t>
+      </w:r>
+      <w:r>
+        <w:rPr>
+          <w:rFonts w:ascii="Garamond" w:eastAsia="Garamond" w:hAnsi="Garamond" w:cs="Garamond"/>
+          <w:color w:val="000000"/>
+        </w:rPr>
+        <w:t>,</w:t>
+      </w:r>
+      <w:r>
+        <w:rPr>
+          <w:rFonts w:ascii="Garamond" w:eastAsia="Garamond" w:hAnsi="Garamond" w:cs="Garamond"/>
+          <w:color w:val="000000"/>
+        </w:rPr>
+        <w:t xml:space="preserve"> </w:t>
+      </w:r>
+      <w:r>
+        <w:rPr>
+          <w:rFonts w:ascii="Garamond" w:eastAsia="Garamond" w:hAnsi="Garamond" w:cs="Garamond"/>
+          <w:bCs/>
+          <w:color w:val="000000"/>
+        </w:rPr>
+        <w:t>Prototyping</w:t>
       </w:r>
     </w:p>
     <w:p>
@@ -1257,65 +1504,111 @@
         <w:spacing w:line="252" w:lineRule="auto"/>
         <w:ind w:left="284" w:hanging="284"/>
         <w:rPr>
-          <w:rFonts w:ascii="Garamond" w:hAnsi="Garamond"/>
-          <w:color w:val="000000"/>
-        </w:rPr>
-      </w:pPr>
-      <w:r>
-        <w:rPr>
-          <w:rFonts w:ascii="Garamond" w:eastAsia="Garamond" w:hAnsi="Garamond" w:cs="Garamond"/>
-          <w:color w:val="000000"/>
-        </w:rPr>
-        <w:t>Design</w:t>
-      </w:r>
-      <w:r>
-        <w:rPr>
-          <w:rFonts w:ascii="Garamond" w:eastAsia="Garamond" w:hAnsi="Garamond" w:cs="Garamond"/>
-          <w:color w:val="000000"/>
-        </w:rPr>
-        <w:t xml:space="preserve">: </w:t>
-      </w:r>
-      <w:r>
-        <w:rPr>
-          <w:rFonts w:ascii="Garamond" w:eastAsia="Garamond" w:hAnsi="Garamond" w:cs="Garamond"/>
-          <w:color w:val="000000"/>
-        </w:rPr>
-        <w:t xml:space="preserve">Human-Computer Interaction, </w:t>
-      </w:r>
-      <w:r>
-        <w:rPr>
-          <w:rFonts w:ascii="Garamond" w:eastAsia="Garamond" w:hAnsi="Garamond" w:cs="Garamond"/>
-          <w:color w:val="000000"/>
-        </w:rPr>
-        <w:t>Human-Centred</w:t>
-      </w:r>
-      <w:r>
-        <w:rPr>
-          <w:rFonts w:ascii="Garamond" w:eastAsia="Garamond" w:hAnsi="Garamond" w:cs="Garamond"/>
-          <w:color w:val="000000"/>
-        </w:rPr>
-        <w:t xml:space="preserve"> Design, </w:t>
-      </w:r>
-      <w:r>
-        <w:rPr>
-          <w:rFonts w:ascii="Garamond" w:eastAsia="Garamond" w:hAnsi="Garamond" w:cs="Garamond"/>
-          <w:color w:val="000000"/>
-        </w:rPr>
-        <w:t xml:space="preserve">Graphic Design, </w:t>
-      </w:r>
-      <w:r>
-        <w:rPr>
-          <w:rFonts w:ascii="Garamond" w:eastAsia="Garamond" w:hAnsi="Garamond" w:cs="Garamond"/>
-          <w:color w:val="000000"/>
-        </w:rPr>
-        <w:t xml:space="preserve">Information Architecture, </w:t>
-      </w:r>
-      <w:r>
-        <w:rPr>
-          <w:rFonts w:ascii="Garamond" w:eastAsia="Garamond" w:hAnsi="Garamond" w:cs="Garamond"/>
-          <w:color w:val="000000"/>
-        </w:rPr>
-        <w:t>Cognitive Psychology in Design, Visual Communication</w:t>
+          <w:color w:val="000000"/>
+        </w:rPr>
+      </w:pPr>
+      <w:r>
+        <w:rPr>
+          <w:rFonts w:ascii="Garamond" w:hAnsi="Garamond"/>
+          <w:b/>
+          <w:bCs/>
+          <w:color w:val="000000"/>
+        </w:rPr>
+        <w:t>Technical:</w:t>
+      </w:r>
+      <w:r>
+        <w:rPr>
+          <w:color w:val="000000"/>
+        </w:rPr>
+        <w:t xml:space="preserve"> </w:t>
+      </w:r>
+      <w:r>
+        <w:rPr>
+          <w:rFonts w:ascii="Garamond" w:eastAsia="Garamond" w:hAnsi="Garamond" w:cs="Garamond"/>
+          <w:bCs/>
+          <w:color w:val="000000"/>
+        </w:rPr>
+        <w:t>JavaScript, Python</w:t>
+      </w:r>
+      <w:r>
+        <w:rPr>
+          <w:rFonts w:ascii="Garamond" w:eastAsia="Garamond" w:hAnsi="Garamond" w:cs="Garamond"/>
+          <w:bCs/>
+          <w:color w:val="000000"/>
+        </w:rPr>
+        <w:t xml:space="preserve">, </w:t>
+      </w:r>
+      <w:r>
+        <w:rPr>
+          <w:rFonts w:ascii="Garamond" w:eastAsia="Garamond" w:hAnsi="Garamond" w:cs="Garamond"/>
+          <w:bCs/>
+          <w:color w:val="000000"/>
+        </w:rPr>
+        <w:t>HTML5, CSS3,</w:t>
+      </w:r>
+      <w:r>
+        <w:rPr>
+          <w:rFonts w:ascii="Garamond" w:eastAsia="Garamond" w:hAnsi="Garamond" w:cs="Garamond"/>
+          <w:bCs/>
+          <w:color w:val="000000"/>
+        </w:rPr>
+        <w:t xml:space="preserve"> </w:t>
+      </w:r>
+      <w:r>
+        <w:rPr>
+          <w:rFonts w:ascii="Garamond" w:eastAsia="Garamond" w:hAnsi="Garamond" w:cs="Garamond"/>
+          <w:bCs/>
+          <w:color w:val="000000"/>
+        </w:rPr>
+        <w:t>Git,</w:t>
+      </w:r>
+      <w:r>
+        <w:rPr>
+          <w:rFonts w:ascii="Garamond" w:eastAsia="Garamond" w:hAnsi="Garamond" w:cs="Garamond"/>
+          <w:bCs/>
+          <w:color w:val="000000"/>
+        </w:rPr>
+        <w:t xml:space="preserve"> </w:t>
+      </w:r>
+      <w:r>
+        <w:rPr>
+          <w:rFonts w:ascii="Garamond" w:eastAsia="Garamond" w:hAnsi="Garamond" w:cs="Garamond"/>
+          <w:bCs/>
+          <w:color w:val="000000"/>
+        </w:rPr>
+        <w:t>CMS platforms, API Integration</w:t>
+      </w:r>
+      <w:r>
+        <w:rPr>
+          <w:rFonts w:ascii="Garamond" w:eastAsia="Garamond" w:hAnsi="Garamond" w:cs="Garamond"/>
+          <w:bCs/>
+          <w:color w:val="000000"/>
+        </w:rPr>
+        <w:t xml:space="preserve">, </w:t>
+      </w:r>
+      <w:r>
+        <w:rPr>
+          <w:rFonts w:ascii="Garamond" w:eastAsia="Garamond" w:hAnsi="Garamond" w:cs="Garamond"/>
+          <w:bCs/>
+          <w:color w:val="000000"/>
+        </w:rPr>
+        <w:t>Sensors</w:t>
+      </w:r>
+      <w:r>
+        <w:rPr>
+          <w:rFonts w:ascii="Garamond" w:eastAsia="Garamond" w:hAnsi="Garamond" w:cs="Garamond"/>
+          <w:bCs/>
+          <w:color w:val="000000"/>
+        </w:rPr>
+        <w:t xml:space="preserve"> </w:t>
+      </w:r>
+      <w:r>
+        <w:rPr>
+          <w:rFonts w:ascii="Garamond" w:eastAsia="Garamond" w:hAnsi="Garamond" w:cs="Garamond"/>
+          <w:bCs/>
+          <w:color w:val="000000"/>
+        </w:rPr>
+        <w:t>Systems</w:t>
       </w:r>
     </w:p>
     <w:p>
@@ -1335,72 +1628,36 @@
         <w:spacing w:line="252" w:lineRule="auto"/>
         <w:ind w:left="284" w:hanging="284"/>
         <w:rPr>
-          <w:rFonts w:ascii="Garamond" w:hAnsi="Garamond"/>
-          <w:color w:val="000000"/>
-        </w:rPr>
-      </w:pPr>
-      <w:r>
-        <w:rPr>
-          <w:rFonts w:ascii="Garamond" w:hAnsi="Garamond"/>
-          <w:color w:val="000000"/>
-        </w:rPr>
-        <w:t>U</w:t>
-      </w:r>
-      <w:r>
-        <w:rPr>
-          <w:rFonts w:ascii="Garamond" w:hAnsi="Garamond"/>
-          <w:color w:val="000000"/>
-        </w:rPr>
-        <w:t>X</w:t>
-      </w:r>
-      <w:r>
-        <w:rPr>
-          <w:rFonts w:ascii="Garamond" w:hAnsi="Garamond"/>
-          <w:color w:val="000000"/>
-        </w:rPr>
-        <w:t>/U</w:t>
-      </w:r>
-      <w:r>
-        <w:rPr>
-          <w:rFonts w:ascii="Garamond" w:hAnsi="Garamond"/>
-          <w:color w:val="000000"/>
-        </w:rPr>
-        <w:t>I</w:t>
-      </w:r>
-      <w:r>
-        <w:rPr>
-          <w:rFonts w:ascii="Garamond" w:hAnsi="Garamond"/>
-          <w:color w:val="000000"/>
+          <w:color w:val="000000"/>
+        </w:rPr>
+      </w:pPr>
+      <w:r>
+        <w:rPr>
+          <w:rFonts w:ascii="Garamond" w:eastAsia="Garamond" w:hAnsi="Garamond" w:cs="Garamond"/>
+          <w:b/>
+        </w:rPr>
+        <w:t>Creative</w:t>
+      </w:r>
+      <w:r>
+        <w:rPr>
+          <w:rFonts w:ascii="Garamond" w:eastAsia="Garamond" w:hAnsi="Garamond" w:cs="Garamond"/>
+          <w:b/>
         </w:rPr>
         <w:t xml:space="preserve">: </w:t>
       </w:r>
       <w:r>
         <w:rPr>
-          <w:rFonts w:ascii="Garamond" w:hAnsi="Garamond"/>
-          <w:color w:val="000000"/>
-        </w:rPr>
-        <w:t xml:space="preserve">Usability Testing, </w:t>
-      </w:r>
-      <w:r>
-        <w:rPr>
-          <w:rFonts w:ascii="Garamond" w:hAnsi="Garamond"/>
-          <w:color w:val="000000"/>
-        </w:rPr>
-        <w:t>User Persona</w:t>
-      </w:r>
-      <w:r>
-        <w:rPr>
-          <w:rFonts w:ascii="Garamond" w:hAnsi="Garamond"/>
-          <w:color w:val="000000"/>
-        </w:rPr>
-        <w:t>s</w:t>
-      </w:r>
-      <w:r>
-        <w:rPr>
-          <w:rFonts w:ascii="Garamond" w:hAnsi="Garamond"/>
-          <w:color w:val="000000"/>
-        </w:rPr>
-        <w:t>, User Journey</w:t>
+          <w:rFonts w:ascii="Garamond" w:eastAsia="Garamond" w:hAnsi="Garamond" w:cs="Garamond"/>
+          <w:bCs/>
+        </w:rPr>
+        <w:t xml:space="preserve">Figma, Adobe Suite (Photoshop, Illustrator), </w:t>
+      </w:r>
+      <w:r>
+        <w:rPr>
+          <w:rFonts w:ascii="Garamond" w:hAnsi="Garamond"/>
+          <w:color w:val="000000"/>
+        </w:rPr>
+        <w:t>Blender</w:t>
       </w:r>
       <w:r>
         <w:rPr>
@@ -1411,52 +1668,54 @@
       </w:r>
       <w:r>
         <w:rPr>
-          <w:rFonts w:ascii="Garamond" w:hAnsi="Garamond"/>
-          <w:color w:val="000000"/>
-        </w:rPr>
-        <w:t xml:space="preserve">Accessibility </w:t>
-      </w:r>
-      <w:r>
-        <w:rPr>
-          <w:rFonts w:ascii="Garamond" w:hAnsi="Garamond"/>
-          <w:color w:val="000000"/>
-        </w:rPr>
-        <w:t>S</w:t>
-      </w:r>
-      <w:r>
-        <w:rPr>
-          <w:rFonts w:ascii="Garamond" w:hAnsi="Garamond"/>
-          <w:color w:val="000000"/>
-        </w:rPr>
-        <w:t xml:space="preserve">tandards and </w:t>
-      </w:r>
-      <w:r>
-        <w:rPr>
-          <w:rFonts w:ascii="Garamond" w:hAnsi="Garamond"/>
-          <w:color w:val="000000"/>
-        </w:rPr>
-        <w:t>I</w:t>
-      </w:r>
-      <w:r>
-        <w:rPr>
-          <w:rFonts w:ascii="Garamond" w:hAnsi="Garamond"/>
-          <w:color w:val="000000"/>
-        </w:rPr>
-        <w:t xml:space="preserve">nclusive </w:t>
-      </w:r>
-      <w:r>
-        <w:rPr>
-          <w:rFonts w:ascii="Garamond" w:hAnsi="Garamond"/>
-          <w:color w:val="000000"/>
+          <w:rFonts w:ascii="Garamond" w:eastAsia="Garamond" w:hAnsi="Garamond" w:cs="Garamond"/>
+          <w:bCs/>
+        </w:rPr>
+        <w:t xml:space="preserve">Rhino, </w:t>
+      </w:r>
+      <w:proofErr w:type="spellStart"/>
+      <w:r>
+        <w:rPr>
+          <w:rFonts w:ascii="Garamond" w:eastAsia="Garamond" w:hAnsi="Garamond" w:cs="Garamond"/>
+          <w:bCs/>
+        </w:rPr>
+        <w:t>Touch</w:t>
+      </w:r>
+      <w:r>
+        <w:rPr>
+          <w:rFonts w:ascii="Garamond" w:eastAsia="Garamond" w:hAnsi="Garamond" w:cs="Garamond"/>
+          <w:bCs/>
         </w:rPr>
         <w:t>D</w:t>
       </w:r>
       <w:r>
         <w:rPr>
-          <w:rFonts w:ascii="Garamond" w:hAnsi="Garamond"/>
-          <w:color w:val="000000"/>
-        </w:rPr>
-        <w:t>esign</w:t>
+          <w:rFonts w:ascii="Garamond" w:eastAsia="Garamond" w:hAnsi="Garamond" w:cs="Garamond"/>
+          <w:bCs/>
+        </w:rPr>
+        <w:t>esigner</w:t>
+      </w:r>
+      <w:proofErr w:type="spellEnd"/>
+      <w:r>
+        <w:rPr>
+          <w:rFonts w:ascii="Garamond" w:eastAsia="Garamond" w:hAnsi="Garamond" w:cs="Garamond"/>
+          <w:bCs/>
+        </w:rPr>
+        <w:t xml:space="preserve">, </w:t>
+      </w:r>
+      <w:r>
+        <w:rPr>
+          <w:rFonts w:ascii="Garamond" w:hAnsi="Garamond"/>
+          <w:color w:val="000000"/>
+        </w:rPr>
+        <w:t>VR/AR/X</w:t>
+      </w:r>
+      <w:r>
+        <w:rPr>
+          <w:rFonts w:ascii="Garamond" w:hAnsi="Garamond"/>
+          <w:color w:val="000000"/>
+        </w:rPr>
+        <w:t>R</w:t>
       </w:r>
     </w:p>
     <w:p>
@@ -1476,632 +1735,43 @@
         <w:spacing w:line="252" w:lineRule="auto"/>
         <w:ind w:left="284" w:hanging="284"/>
         <w:rPr>
-          <w:color w:val="000000"/>
-        </w:rPr>
-      </w:pPr>
-      <w:r>
-        <w:rPr>
-          <w:rFonts w:ascii="Garamond" w:eastAsia="Garamond" w:hAnsi="Garamond" w:cs="Garamond"/>
-          <w:color w:val="000000"/>
-        </w:rPr>
-        <w:t xml:space="preserve">Programming &amp; Technical Development: </w:t>
-      </w:r>
-      <w:r>
-        <w:rPr>
-          <w:rFonts w:ascii="Garamond" w:eastAsia="Garamond" w:hAnsi="Garamond" w:cs="Garamond"/>
-          <w:color w:val="000000"/>
-        </w:rPr>
-        <w:t xml:space="preserve">Web &amp; </w:t>
-      </w:r>
-      <w:r>
-        <w:rPr>
-          <w:rFonts w:ascii="Garamond" w:eastAsia="Garamond" w:hAnsi="Garamond" w:cs="Garamond"/>
-          <w:color w:val="000000"/>
-        </w:rPr>
-        <w:t>A</w:t>
-      </w:r>
-      <w:r>
-        <w:rPr>
-          <w:rFonts w:ascii="Garamond" w:eastAsia="Garamond" w:hAnsi="Garamond" w:cs="Garamond"/>
-          <w:color w:val="000000"/>
-        </w:rPr>
-        <w:t xml:space="preserve">pp </w:t>
-      </w:r>
-      <w:r>
-        <w:rPr>
-          <w:rFonts w:ascii="Garamond" w:eastAsia="Garamond" w:hAnsi="Garamond" w:cs="Garamond"/>
-          <w:color w:val="000000"/>
-        </w:rPr>
-        <w:t>A</w:t>
-      </w:r>
-      <w:r>
-        <w:rPr>
-          <w:rFonts w:ascii="Garamond" w:eastAsia="Garamond" w:hAnsi="Garamond" w:cs="Garamond"/>
-          <w:color w:val="000000"/>
-        </w:rPr>
-        <w:t xml:space="preserve">rchitecture, Software </w:t>
-      </w:r>
-      <w:r>
-        <w:rPr>
-          <w:rFonts w:ascii="Garamond" w:eastAsia="Garamond" w:hAnsi="Garamond" w:cs="Garamond"/>
-          <w:color w:val="000000"/>
-        </w:rPr>
-        <w:t>D</w:t>
-      </w:r>
-      <w:r>
-        <w:rPr>
-          <w:rFonts w:ascii="Garamond" w:eastAsia="Garamond" w:hAnsi="Garamond" w:cs="Garamond"/>
-          <w:color w:val="000000"/>
-        </w:rPr>
-        <w:t xml:space="preserve">evelopment, Game </w:t>
-      </w:r>
-      <w:r>
-        <w:rPr>
-          <w:rFonts w:ascii="Garamond" w:eastAsia="Garamond" w:hAnsi="Garamond" w:cs="Garamond"/>
-          <w:color w:val="000000"/>
-        </w:rPr>
-        <w:t>M</w:t>
-      </w:r>
-      <w:r>
-        <w:rPr>
-          <w:rFonts w:ascii="Garamond" w:eastAsia="Garamond" w:hAnsi="Garamond" w:cs="Garamond"/>
-          <w:color w:val="000000"/>
-        </w:rPr>
-        <w:t xml:space="preserve">echanics and </w:t>
-      </w:r>
-      <w:r>
-        <w:rPr>
-          <w:rFonts w:ascii="Garamond" w:eastAsia="Garamond" w:hAnsi="Garamond" w:cs="Garamond"/>
-          <w:color w:val="000000"/>
-        </w:rPr>
-        <w:t>S</w:t>
-      </w:r>
-      <w:r>
-        <w:rPr>
-          <w:rFonts w:ascii="Garamond" w:eastAsia="Garamond" w:hAnsi="Garamond" w:cs="Garamond"/>
-          <w:color w:val="000000"/>
-        </w:rPr>
-        <w:t xml:space="preserve">imulation, Physical </w:t>
-      </w:r>
-      <w:r>
-        <w:rPr>
-          <w:rFonts w:ascii="Garamond" w:eastAsia="Garamond" w:hAnsi="Garamond" w:cs="Garamond"/>
-          <w:color w:val="000000"/>
-        </w:rPr>
-        <w:t>C</w:t>
-      </w:r>
-      <w:r>
-        <w:rPr>
-          <w:rFonts w:ascii="Garamond" w:eastAsia="Garamond" w:hAnsi="Garamond" w:cs="Garamond"/>
-          <w:color w:val="000000"/>
-        </w:rPr>
-        <w:t>omputing</w:t>
-      </w:r>
-      <w:r>
-        <w:rPr>
-          <w:rFonts w:ascii="Garamond" w:eastAsia="Garamond" w:hAnsi="Garamond" w:cs="Garamond"/>
-          <w:color w:val="000000"/>
-        </w:rPr>
-        <w:t>,</w:t>
-      </w:r>
-      <w:r>
-        <w:rPr>
-          <w:rFonts w:ascii="Garamond" w:eastAsia="Garamond" w:hAnsi="Garamond" w:cs="Garamond"/>
-          <w:color w:val="000000"/>
+          <w:rFonts w:ascii="Garamond" w:hAnsi="Garamond"/>
+          <w:color w:val="000000"/>
+        </w:rPr>
+      </w:pPr>
+      <w:r>
+        <w:rPr>
+          <w:rFonts w:ascii="Garamond" w:hAnsi="Garamond"/>
+          <w:b/>
+          <w:bCs/>
+        </w:rPr>
+        <w:t>Brand</w:t>
+      </w:r>
+      <w:r>
+        <w:rPr>
+          <w:rFonts w:ascii="Garamond" w:hAnsi="Garamond"/>
+          <w:b/>
+          <w:bCs/>
+        </w:rPr>
+        <w:t>:</w:t>
+      </w:r>
+      <w:r>
+        <w:rPr>
+          <w:rFonts w:ascii="Garamond" w:hAnsi="Garamond"/>
         </w:rPr>
         <w:t xml:space="preserve"> </w:t>
       </w:r>
       <w:r>
         <w:rPr>
-          <w:rFonts w:ascii="Garamond" w:eastAsia="Garamond" w:hAnsi="Garamond" w:cs="Garamond"/>
-          <w:color w:val="000000"/>
-        </w:rPr>
-        <w:t xml:space="preserve">Creative </w:t>
-      </w:r>
-      <w:r>
-        <w:rPr>
-          <w:rFonts w:ascii="Garamond" w:eastAsia="Garamond" w:hAnsi="Garamond" w:cs="Garamond"/>
-          <w:color w:val="000000"/>
-        </w:rPr>
-        <w:t>C</w:t>
-      </w:r>
-      <w:r>
-        <w:rPr>
-          <w:rFonts w:ascii="Garamond" w:eastAsia="Garamond" w:hAnsi="Garamond" w:cs="Garamond"/>
-          <w:color w:val="000000"/>
-        </w:rPr>
-        <w:t xml:space="preserve">oding for </w:t>
-      </w:r>
-      <w:r>
-        <w:rPr>
-          <w:rFonts w:ascii="Garamond" w:eastAsia="Garamond" w:hAnsi="Garamond" w:cs="Garamond"/>
-          <w:color w:val="000000"/>
-        </w:rPr>
-        <w:t>M</w:t>
-      </w:r>
-      <w:r>
-        <w:rPr>
-          <w:rFonts w:ascii="Garamond" w:eastAsia="Garamond" w:hAnsi="Garamond" w:cs="Garamond"/>
-          <w:color w:val="000000"/>
-        </w:rPr>
-        <w:t>edia</w:t>
-      </w:r>
-      <w:r>
-        <w:rPr>
-          <w:rFonts w:ascii="Garamond" w:eastAsia="Garamond" w:hAnsi="Garamond" w:cs="Garamond"/>
-          <w:color w:val="000000"/>
-        </w:rPr>
-        <w:t>, Sound/Image Processing</w:t>
-      </w:r>
-    </w:p>
-    <w:p>
-      <w:pPr>
-        <w:widowControl w:val="0"/>
-        <w:numPr>
-          <w:ilvl w:val="0"/>
-          <w:numId w:val="1"/>
-        </w:numPr>
-        <w:pBdr>
-          <w:top w:val="nil"/>
-          <w:left w:val="nil"/>
-          <w:bottom w:val="nil"/>
-          <w:right w:val="nil"/>
-          <w:between w:val="nil"/>
-        </w:pBdr>
-        <w:spacing w:line="252" w:lineRule="auto"/>
-        <w:ind w:left="284" w:hanging="284"/>
-        <w:rPr>
-          <w:rFonts w:ascii="Garamond" w:eastAsia="Garamond" w:hAnsi="Garamond" w:cs="Garamond"/>
-          <w:color w:val="000000"/>
-          <w:sz w:val="20"/>
-          <w:szCs w:val="20"/>
-        </w:rPr>
-      </w:pPr>
-      <w:r>
-        <w:rPr>
-          <w:rFonts w:ascii="Garamond" w:eastAsia="Garamond" w:hAnsi="Garamond" w:cs="Garamond"/>
-          <w:color w:val="000000"/>
-        </w:rPr>
-        <w:t>AI/Data</w:t>
-      </w:r>
-      <w:r>
-        <w:rPr>
-          <w:rFonts w:ascii="Garamond" w:eastAsia="Garamond" w:hAnsi="Garamond" w:cs="Garamond"/>
-          <w:color w:val="000000"/>
-        </w:rPr>
-        <w:t>:</w:t>
-      </w:r>
-      <w:r>
-        <w:rPr>
-          <w:rFonts w:ascii="Garamond" w:eastAsia="Garamond" w:hAnsi="Garamond" w:cs="Garamond"/>
-          <w:color w:val="000000"/>
-        </w:rPr>
-        <w:t xml:space="preserve"> </w:t>
-      </w:r>
-      <w:r>
-        <w:rPr>
-          <w:rFonts w:ascii="Garamond" w:eastAsia="Garamond" w:hAnsi="Garamond" w:cs="Garamond"/>
-          <w:color w:val="000000"/>
-        </w:rPr>
-        <w:t xml:space="preserve">Machine Learning, </w:t>
-      </w:r>
-      <w:r>
-        <w:rPr>
-          <w:rFonts w:ascii="Garamond" w:eastAsia="Garamond" w:hAnsi="Garamond" w:cs="Garamond"/>
-          <w:color w:val="000000"/>
-        </w:rPr>
-        <w:t>Neural Networks, Generative AI, AI Ethics</w:t>
-      </w:r>
-      <w:r>
-        <w:rPr>
-          <w:rFonts w:ascii="Garamond" w:eastAsia="Garamond" w:hAnsi="Garamond" w:cs="Garamond"/>
-          <w:color w:val="000000"/>
-        </w:rPr>
-        <w:t>, Data Processing, Data visualisation</w:t>
-      </w:r>
-    </w:p>
-    <w:p>
-      <w:pPr>
-        <w:widowControl w:val="0"/>
-        <w:pBdr>
-          <w:top w:val="nil"/>
-          <w:left w:val="nil"/>
-          <w:bottom w:val="single" w:sz="6" w:space="1" w:color="000000"/>
-          <w:right w:val="nil"/>
-          <w:between w:val="nil"/>
-        </w:pBdr>
-        <w:spacing w:line="252" w:lineRule="auto"/>
-        <w:rPr>
-          <w:rFonts w:ascii="Garamond" w:eastAsia="Garamond" w:hAnsi="Garamond" w:cs="Garamond"/>
-          <w:b/>
-          <w:color w:val="000000"/>
-        </w:rPr>
-      </w:pPr>
-      <w:r>
-        <w:rPr>
-          <w:rFonts w:ascii="Garamond" w:eastAsia="Garamond" w:hAnsi="Garamond" w:cs="Garamond"/>
-          <w:b/>
-        </w:rPr>
-        <w:t>SKILLS</w:t>
-      </w:r>
-    </w:p>
-    <w:p>
-      <w:pPr>
-        <w:widowControl w:val="0"/>
-        <w:pBdr>
-          <w:top w:val="nil"/>
-          <w:left w:val="nil"/>
-          <w:bottom w:val="nil"/>
-          <w:right w:val="nil"/>
-          <w:between w:val="nil"/>
-        </w:pBdr>
-        <w:spacing w:line="252" w:lineRule="auto"/>
-        <w:rPr>
-          <w:rFonts w:ascii="Garamond" w:eastAsia="Garamond" w:hAnsi="Garamond" w:cs="Garamond"/>
-          <w:color w:val="000000"/>
-          <w:sz w:val="12"/>
-          <w:szCs w:val="12"/>
-          <w:u w:val="single"/>
-        </w:rPr>
-      </w:pPr>
-    </w:p>
-    <w:p>
-      <w:pPr>
-        <w:widowControl w:val="0"/>
-        <w:numPr>
-          <w:ilvl w:val="0"/>
-          <w:numId w:val="1"/>
-        </w:numPr>
-        <w:pBdr>
-          <w:top w:val="nil"/>
-          <w:left w:val="nil"/>
-          <w:bottom w:val="nil"/>
-          <w:right w:val="nil"/>
-          <w:between w:val="nil"/>
-        </w:pBdr>
-        <w:spacing w:line="252" w:lineRule="auto"/>
-        <w:ind w:left="284" w:hanging="284"/>
-        <w:rPr>
-          <w:bCs/>
-          <w:color w:val="000000"/>
-        </w:rPr>
-      </w:pPr>
-      <w:bookmarkStart w:id="0" w:name="_Hlk207591938"/>
-      <w:r>
-        <w:rPr>
-          <w:rFonts w:ascii="Garamond" w:eastAsia="Garamond" w:hAnsi="Garamond" w:cs="Garamond"/>
-          <w:b/>
-          <w:color w:val="000000"/>
-        </w:rPr>
-        <w:t>UX/UI</w:t>
-      </w:r>
-      <w:r>
-        <w:rPr>
-          <w:rFonts w:ascii="Garamond" w:eastAsia="Garamond" w:hAnsi="Garamond" w:cs="Garamond"/>
-          <w:b/>
-          <w:color w:val="000000"/>
-        </w:rPr>
-        <w:t xml:space="preserve">: </w:t>
-      </w:r>
-      <w:r>
-        <w:rPr>
-          <w:rFonts w:ascii="Garamond" w:eastAsia="Garamond" w:hAnsi="Garamond" w:cs="Garamond"/>
-          <w:bCs/>
-          <w:color w:val="000000"/>
-        </w:rPr>
-        <w:t xml:space="preserve">Figma, </w:t>
-      </w:r>
-      <w:r>
-        <w:rPr>
-          <w:rFonts w:ascii="Garamond" w:eastAsia="Garamond" w:hAnsi="Garamond" w:cs="Garamond"/>
-          <w:bCs/>
-          <w:color w:val="000000"/>
-        </w:rPr>
-        <w:t>User Research (interviews, surveys, competitive analysis)</w:t>
-      </w:r>
-      <w:r>
-        <w:rPr>
-          <w:rFonts w:ascii="Garamond" w:eastAsia="Garamond" w:hAnsi="Garamond" w:cs="Garamond"/>
-          <w:bCs/>
-          <w:color w:val="000000"/>
-        </w:rPr>
-        <w:t xml:space="preserve">, </w:t>
-      </w:r>
-      <w:r>
-        <w:rPr>
-          <w:rFonts w:ascii="Garamond" w:eastAsia="Garamond" w:hAnsi="Garamond" w:cs="Garamond"/>
-          <w:bCs/>
-          <w:color w:val="000000"/>
-        </w:rPr>
-        <w:t xml:space="preserve">Accessibility </w:t>
-      </w:r>
-      <w:r>
-        <w:rPr>
-          <w:rFonts w:ascii="Garamond" w:eastAsia="Garamond" w:hAnsi="Garamond" w:cs="Garamond"/>
-          <w:bCs/>
-          <w:color w:val="000000"/>
-        </w:rPr>
-        <w:t>D</w:t>
-      </w:r>
-      <w:r>
-        <w:rPr>
-          <w:rFonts w:ascii="Garamond" w:eastAsia="Garamond" w:hAnsi="Garamond" w:cs="Garamond"/>
-          <w:bCs/>
-          <w:color w:val="000000"/>
-        </w:rPr>
-        <w:t xml:space="preserve">esign, </w:t>
-      </w:r>
-      <w:r>
-        <w:rPr>
-          <w:rFonts w:ascii="Garamond" w:eastAsia="Garamond" w:hAnsi="Garamond" w:cs="Garamond"/>
-          <w:bCs/>
-          <w:color w:val="000000"/>
-        </w:rPr>
-        <w:t>Wireframing &amp; Prototyping (low/high-fidelity)</w:t>
-      </w:r>
-      <w:r>
-        <w:rPr>
-          <w:rFonts w:ascii="Garamond" w:eastAsia="Garamond" w:hAnsi="Garamond" w:cs="Garamond"/>
-          <w:bCs/>
-          <w:color w:val="000000"/>
-        </w:rPr>
-        <w:t xml:space="preserve">, </w:t>
-      </w:r>
-      <w:r>
-        <w:rPr>
-          <w:rFonts w:ascii="Garamond" w:eastAsia="Garamond" w:hAnsi="Garamond" w:cs="Garamond"/>
-          <w:bCs/>
-          <w:color w:val="000000"/>
-        </w:rPr>
-        <w:t>Responsive Design</w:t>
-      </w:r>
-      <w:r>
-        <w:rPr>
-          <w:rFonts w:ascii="Garamond" w:eastAsia="Garamond" w:hAnsi="Garamond" w:cs="Garamond"/>
-          <w:bCs/>
-          <w:color w:val="000000"/>
-        </w:rPr>
-        <w:t xml:space="preserve">, </w:t>
-      </w:r>
-      <w:r>
-        <w:rPr>
-          <w:rFonts w:ascii="Garamond" w:eastAsia="Garamond" w:hAnsi="Garamond" w:cs="Garamond"/>
-          <w:bCs/>
-          <w:color w:val="000000"/>
-        </w:rPr>
-        <w:t>A/B Testing,</w:t>
-      </w:r>
-      <w:r>
-        <w:rPr>
-          <w:rFonts w:ascii="Garamond" w:eastAsia="Garamond" w:hAnsi="Garamond" w:cs="Garamond"/>
-          <w:bCs/>
-          <w:color w:val="000000"/>
-        </w:rPr>
-        <w:t xml:space="preserve"> </w:t>
-      </w:r>
-      <w:r>
-        <w:rPr>
-          <w:rFonts w:ascii="Garamond" w:eastAsia="Garamond" w:hAnsi="Garamond" w:cs="Garamond"/>
-          <w:bCs/>
-          <w:color w:val="000000"/>
-        </w:rPr>
-        <w:t>Design Systems</w:t>
-      </w:r>
-    </w:p>
-    <w:bookmarkEnd w:id="0"/>
-    <w:p>
-      <w:pPr>
-        <w:pStyle w:val="ListParagraph"/>
-        <w:widowControl w:val="0"/>
-        <w:numPr>
-          <w:ilvl w:val="0"/>
-          <w:numId w:val="1"/>
-        </w:numPr>
-        <w:pBdr>
-          <w:top w:val="nil"/>
-          <w:left w:val="nil"/>
-          <w:bottom w:val="nil"/>
-          <w:right w:val="nil"/>
-          <w:between w:val="nil"/>
-        </w:pBdr>
-        <w:spacing w:line="252" w:lineRule="auto"/>
-        <w:ind w:left="284" w:hanging="284"/>
-        <w:rPr>
-          <w:color w:val="000000"/>
-        </w:rPr>
-      </w:pPr>
-      <w:r>
-        <w:rPr>
-          <w:rFonts w:ascii="Garamond" w:eastAsia="Garamond" w:hAnsi="Garamond" w:cs="Garamond"/>
-          <w:b/>
-        </w:rPr>
-        <w:t>Creative</w:t>
-      </w:r>
-      <w:r>
-        <w:rPr>
-          <w:rFonts w:ascii="Garamond" w:eastAsia="Garamond" w:hAnsi="Garamond" w:cs="Garamond"/>
-          <w:b/>
-        </w:rPr>
-        <w:t xml:space="preserve">: </w:t>
-      </w:r>
-      <w:r>
-        <w:rPr>
-          <w:rFonts w:ascii="Garamond" w:eastAsia="Garamond" w:hAnsi="Garamond" w:cs="Garamond"/>
-          <w:bCs/>
-        </w:rPr>
-        <w:t xml:space="preserve">Adobe </w:t>
-      </w:r>
-      <w:r>
-        <w:rPr>
-          <w:rFonts w:ascii="Garamond" w:eastAsia="Garamond" w:hAnsi="Garamond" w:cs="Garamond"/>
-          <w:bCs/>
-        </w:rPr>
-        <w:t>Creative</w:t>
-      </w:r>
-      <w:r>
-        <w:rPr>
-          <w:rFonts w:ascii="Garamond" w:eastAsia="Garamond" w:hAnsi="Garamond" w:cs="Garamond"/>
-          <w:bCs/>
-        </w:rPr>
-        <w:t xml:space="preserve"> </w:t>
-      </w:r>
-      <w:r>
-        <w:rPr>
-          <w:rFonts w:ascii="Garamond" w:eastAsia="Garamond" w:hAnsi="Garamond" w:cs="Garamond"/>
-          <w:bCs/>
-        </w:rPr>
-        <w:t xml:space="preserve">Suite (Photoshop, Illustrator), </w:t>
-      </w:r>
-      <w:r>
-        <w:rPr>
-          <w:rFonts w:ascii="Garamond" w:eastAsia="Garamond" w:hAnsi="Garamond" w:cs="Garamond"/>
-          <w:bCs/>
-        </w:rPr>
-        <w:t>Sketch</w:t>
-      </w:r>
-      <w:r>
-        <w:rPr>
-          <w:rFonts w:ascii="Garamond" w:eastAsia="Garamond" w:hAnsi="Garamond" w:cs="Garamond"/>
-          <w:bCs/>
-        </w:rPr>
-        <w:t xml:space="preserve">, </w:t>
-      </w:r>
-      <w:r>
-        <w:rPr>
-          <w:rFonts w:ascii="Garamond" w:eastAsia="Garamond" w:hAnsi="Garamond" w:cs="Garamond"/>
-          <w:bCs/>
-        </w:rPr>
-        <w:t xml:space="preserve">Canva, </w:t>
-      </w:r>
-      <w:proofErr w:type="spellStart"/>
-      <w:r>
-        <w:rPr>
-          <w:rFonts w:ascii="Garamond" w:eastAsia="Garamond" w:hAnsi="Garamond" w:cs="Garamond"/>
-          <w:bCs/>
-        </w:rPr>
-        <w:t>Intuiface</w:t>
-      </w:r>
-      <w:proofErr w:type="spellEnd"/>
-      <w:r>
-        <w:rPr>
-          <w:rFonts w:ascii="Garamond" w:eastAsia="Garamond" w:hAnsi="Garamond" w:cs="Garamond"/>
-          <w:bCs/>
-        </w:rPr>
-        <w:t xml:space="preserve">, </w:t>
-      </w:r>
-      <w:r>
-        <w:rPr>
-          <w:rFonts w:ascii="Garamond" w:eastAsia="Garamond" w:hAnsi="Garamond" w:cs="Garamond"/>
-          <w:bCs/>
-        </w:rPr>
-        <w:t xml:space="preserve">Procreate, </w:t>
-      </w:r>
-      <w:r>
-        <w:rPr>
-          <w:rFonts w:ascii="Garamond" w:eastAsia="Garamond" w:hAnsi="Garamond" w:cs="Garamond"/>
-          <w:bCs/>
-        </w:rPr>
-        <w:t>Rhino, Blender</w:t>
-      </w:r>
-    </w:p>
-    <w:p>
-      <w:pPr>
-        <w:widowControl w:val="0"/>
-        <w:numPr>
-          <w:ilvl w:val="0"/>
-          <w:numId w:val="1"/>
-        </w:numPr>
-        <w:pBdr>
-          <w:top w:val="nil"/>
-          <w:left w:val="nil"/>
-          <w:bottom w:val="nil"/>
-          <w:right w:val="nil"/>
-          <w:between w:val="nil"/>
-        </w:pBdr>
-        <w:spacing w:line="252" w:lineRule="auto"/>
-        <w:ind w:left="284" w:hanging="284"/>
-        <w:rPr>
-          <w:rFonts w:ascii="Garamond" w:hAnsi="Garamond"/>
-          <w:color w:val="000000"/>
-        </w:rPr>
-      </w:pPr>
-      <w:r>
-        <w:rPr>
-          <w:rFonts w:ascii="Garamond" w:hAnsi="Garamond"/>
-          <w:b/>
-          <w:bCs/>
-          <w:color w:val="000000"/>
-        </w:rPr>
-        <w:t>Technical</w:t>
-      </w:r>
-      <w:r>
-        <w:rPr>
-          <w:b/>
-          <w:bCs/>
-          <w:color w:val="000000"/>
-        </w:rPr>
-        <w:t>:</w:t>
-      </w:r>
-      <w:r>
-        <w:rPr>
-          <w:color w:val="000000"/>
-        </w:rPr>
-        <w:t xml:space="preserve"> </w:t>
-      </w:r>
-      <w:r>
-        <w:rPr>
-          <w:rFonts w:ascii="Garamond" w:hAnsi="Garamond"/>
-          <w:color w:val="000000"/>
-        </w:rPr>
-        <w:t>HTML5, CSS3</w:t>
-      </w:r>
-      <w:r>
-        <w:rPr>
-          <w:color w:val="000000"/>
-        </w:rPr>
-        <w:t xml:space="preserve">, </w:t>
-      </w:r>
-      <w:r>
-        <w:rPr>
-          <w:rFonts w:ascii="Garamond" w:hAnsi="Garamond"/>
-          <w:color w:val="000000"/>
-        </w:rPr>
-        <w:t xml:space="preserve">JavaScript, Swift, </w:t>
-      </w:r>
-      <w:r>
-        <w:rPr>
-          <w:rFonts w:ascii="Garamond" w:hAnsi="Garamond"/>
-          <w:color w:val="000000"/>
-        </w:rPr>
-        <w:t xml:space="preserve">Python, </w:t>
-      </w:r>
-      <w:r>
-        <w:rPr>
-          <w:rFonts w:ascii="Garamond" w:hAnsi="Garamond"/>
-          <w:color w:val="000000"/>
-        </w:rPr>
-        <w:t xml:space="preserve">Processing, </w:t>
-      </w:r>
-      <w:r>
-        <w:rPr>
-          <w:rFonts w:ascii="Garamond" w:hAnsi="Garamond"/>
-          <w:color w:val="000000"/>
-        </w:rPr>
-        <w:t>CMS platforms</w:t>
-      </w:r>
-      <w:r>
-        <w:rPr>
-          <w:rFonts w:ascii="Garamond" w:hAnsi="Garamond"/>
-          <w:color w:val="000000"/>
-        </w:rPr>
-        <w:t xml:space="preserve">, </w:t>
-      </w:r>
-      <w:r>
-        <w:rPr>
-          <w:rFonts w:ascii="Garamond" w:hAnsi="Garamond"/>
-          <w:color w:val="000000"/>
-        </w:rPr>
-        <w:t>JSON, API Integration</w:t>
+          <w:rFonts w:ascii="Garamond" w:hAnsi="Garamond"/>
+        </w:rPr>
+        <w:t xml:space="preserve">Brand Communication, </w:t>
+      </w:r>
+      <w:r>
+        <w:rPr>
+          <w:rFonts w:ascii="Garamond" w:hAnsi="Garamond"/>
+        </w:rPr>
+        <w:t>Stakeholder Communication, Brief Interpretation, Feedback &amp; Iteration</w:t>
       </w:r>
     </w:p>
     <w:sectPr>
@@ -2296,6 +1966,457 @@
     </w:lvl>
   </w:abstractNum>
   <w:abstractNum w:abstractNumId="1" w15:restartNumberingAfterBreak="0">
+    <w:nsid w:val="22136718"/>
+    <w:multiLevelType w:val="hybridMultilevel"/>
+    <w:tmpl w:val="C7F80564"/>
+    <w:lvl w:ilvl="0" w:tplc="5E7631B8">
+      <w:numFmt w:val="bullet"/>
+      <w:lvlText w:val="-"/>
+      <w:lvlJc w:val="left"/>
+      <w:pPr>
+        <w:ind w:left="644" w:hanging="360"/>
+      </w:pPr>
+      <w:rPr>
+        <w:rFonts w:ascii="Cambria" w:eastAsia="Cambria" w:hAnsi="Cambria" w:cs="Cambria" w:hint="default"/>
+      </w:rPr>
+    </w:lvl>
+    <w:lvl w:ilvl="1" w:tplc="0C090003" w:tentative="1">
+      <w:start w:val="1"/>
+      <w:numFmt w:val="bullet"/>
+      <w:lvlText w:val="o"/>
+      <w:lvlJc w:val="left"/>
+      <w:pPr>
+        <w:ind w:left="1364" w:hanging="360"/>
+      </w:pPr>
+      <w:rPr>
+        <w:rFonts w:ascii="Courier New" w:hAnsi="Courier New" w:cs="Courier New" w:hint="default"/>
+      </w:rPr>
+    </w:lvl>
+    <w:lvl w:ilvl="2" w:tplc="0C090005" w:tentative="1">
+      <w:start w:val="1"/>
+      <w:numFmt w:val="bullet"/>
+      <w:lvlText w:val=""/>
+      <w:lvlJc w:val="left"/>
+      <w:pPr>
+        <w:ind w:left="2084" w:hanging="360"/>
+      </w:pPr>
+      <w:rPr>
+        <w:rFonts w:ascii="Wingdings" w:hAnsi="Wingdings" w:hint="default"/>
+      </w:rPr>
+    </w:lvl>
+    <w:lvl w:ilvl="3" w:tplc="0C090001" w:tentative="1">
+      <w:start w:val="1"/>
+      <w:numFmt w:val="bullet"/>
+      <w:lvlText w:val=""/>
+      <w:lvlJc w:val="left"/>
+      <w:pPr>
+        <w:ind w:left="2804" w:hanging="360"/>
+      </w:pPr>
+      <w:rPr>
+        <w:rFonts w:ascii="Symbol" w:hAnsi="Symbol" w:hint="default"/>
+      </w:rPr>
+    </w:lvl>
+    <w:lvl w:ilvl="4" w:tplc="0C090003" w:tentative="1">
+      <w:start w:val="1"/>
+      <w:numFmt w:val="bullet"/>
+      <w:lvlText w:val="o"/>
+      <w:lvlJc w:val="left"/>
+      <w:pPr>
+        <w:ind w:left="3524" w:hanging="360"/>
+      </w:pPr>
+      <w:rPr>
+        <w:rFonts w:ascii="Courier New" w:hAnsi="Courier New" w:cs="Courier New" w:hint="default"/>
+      </w:rPr>
+    </w:lvl>
+    <w:lvl w:ilvl="5" w:tplc="0C090005" w:tentative="1">
+      <w:start w:val="1"/>
+      <w:numFmt w:val="bullet"/>
+      <w:lvlText w:val=""/>
+      <w:lvlJc w:val="left"/>
+      <w:pPr>
+        <w:ind w:left="4244" w:hanging="360"/>
+      </w:pPr>
+      <w:rPr>
+        <w:rFonts w:ascii="Wingdings" w:hAnsi="Wingdings" w:hint="default"/>
+      </w:rPr>
+    </w:lvl>
+    <w:lvl w:ilvl="6" w:tplc="0C090001" w:tentative="1">
+      <w:start w:val="1"/>
+      <w:numFmt w:val="bullet"/>
+      <w:lvlText w:val=""/>
+      <w:lvlJc w:val="left"/>
+      <w:pPr>
+        <w:ind w:left="4964" w:hanging="360"/>
+      </w:pPr>
+      <w:rPr>
+        <w:rFonts w:ascii="Symbol" w:hAnsi="Symbol" w:hint="default"/>
+      </w:rPr>
+    </w:lvl>
+    <w:lvl w:ilvl="7" w:tplc="0C090003" w:tentative="1">
+      <w:start w:val="1"/>
+      <w:numFmt w:val="bullet"/>
+      <w:lvlText w:val="o"/>
+      <w:lvlJc w:val="left"/>
+      <w:pPr>
+        <w:ind w:left="5684" w:hanging="360"/>
+      </w:pPr>
+      <w:rPr>
+        <w:rFonts w:ascii="Courier New" w:hAnsi="Courier New" w:cs="Courier New" w:hint="default"/>
+      </w:rPr>
+    </w:lvl>
+    <w:lvl w:ilvl="8" w:tplc="0C090005" w:tentative="1">
+      <w:start w:val="1"/>
+      <w:numFmt w:val="bullet"/>
+      <w:lvlText w:val=""/>
+      <w:lvlJc w:val="left"/>
+      <w:pPr>
+        <w:ind w:left="6404" w:hanging="360"/>
+      </w:pPr>
+      <w:rPr>
+        <w:rFonts w:ascii="Wingdings" w:hAnsi="Wingdings" w:hint="default"/>
+      </w:rPr>
+    </w:lvl>
+  </w:abstractNum>
+  <w:abstractNum w:abstractNumId="2" w15:restartNumberingAfterBreak="0">
+    <w:nsid w:val="27BC18D4"/>
+    <w:multiLevelType w:val="multilevel"/>
+    <w:tmpl w:val="019889F8"/>
+    <w:lvl w:ilvl="0">
+      <w:start w:val="1"/>
+      <w:numFmt w:val="bullet"/>
+      <w:lvlText w:val="o"/>
+      <w:lvlJc w:val="left"/>
+      <w:pPr>
+        <w:ind w:left="720" w:hanging="360"/>
+      </w:pPr>
+      <w:rPr>
+        <w:rFonts w:ascii="Courier New" w:hAnsi="Courier New" w:cs="Courier New" w:hint="default"/>
+      </w:rPr>
+    </w:lvl>
+    <w:lvl w:ilvl="1">
+      <w:start w:val="1"/>
+      <w:numFmt w:val="bullet"/>
+      <w:lvlText w:val="o"/>
+      <w:lvlJc w:val="left"/>
+      <w:pPr>
+        <w:ind w:left="1440" w:hanging="360"/>
+      </w:pPr>
+      <w:rPr>
+        <w:rFonts w:ascii="Courier New" w:eastAsia="Courier New" w:hAnsi="Courier New" w:cs="Courier New"/>
+      </w:rPr>
+    </w:lvl>
+    <w:lvl w:ilvl="2">
+      <w:start w:val="1"/>
+      <w:numFmt w:val="bullet"/>
+      <w:lvlText w:val="▪"/>
+      <w:lvlJc w:val="left"/>
+      <w:pPr>
+        <w:ind w:left="2160" w:hanging="360"/>
+      </w:pPr>
+      <w:rPr>
+        <w:rFonts w:ascii="Noto Sans Symbols" w:eastAsia="Noto Sans Symbols" w:hAnsi="Noto Sans Symbols" w:cs="Noto Sans Symbols"/>
+      </w:rPr>
+    </w:lvl>
+    <w:lvl w:ilvl="3">
+      <w:start w:val="1"/>
+      <w:numFmt w:val="bullet"/>
+      <w:lvlText w:val="●"/>
+      <w:lvlJc w:val="left"/>
+      <w:pPr>
+        <w:ind w:left="2880" w:hanging="360"/>
+      </w:pPr>
+      <w:rPr>
+        <w:rFonts w:ascii="Noto Sans Symbols" w:eastAsia="Noto Sans Symbols" w:hAnsi="Noto Sans Symbols" w:cs="Noto Sans Symbols"/>
+      </w:rPr>
+    </w:lvl>
+    <w:lvl w:ilvl="4">
+      <w:start w:val="1"/>
+      <w:numFmt w:val="bullet"/>
+      <w:lvlText w:val="o"/>
+      <w:lvlJc w:val="left"/>
+      <w:pPr>
+        <w:ind w:left="3600" w:hanging="360"/>
+      </w:pPr>
+      <w:rPr>
+        <w:rFonts w:ascii="Courier New" w:eastAsia="Courier New" w:hAnsi="Courier New" w:cs="Courier New"/>
+      </w:rPr>
+    </w:lvl>
+    <w:lvl w:ilvl="5">
+      <w:start w:val="1"/>
+      <w:numFmt w:val="bullet"/>
+      <w:lvlText w:val="▪"/>
+      <w:lvlJc w:val="left"/>
+      <w:pPr>
+        <w:ind w:left="4320" w:hanging="360"/>
+      </w:pPr>
+      <w:rPr>
+        <w:rFonts w:ascii="Noto Sans Symbols" w:eastAsia="Noto Sans Symbols" w:hAnsi="Noto Sans Symbols" w:cs="Noto Sans Symbols"/>
+      </w:rPr>
+    </w:lvl>
+    <w:lvl w:ilvl="6">
+      <w:start w:val="1"/>
+      <w:numFmt w:val="bullet"/>
+      <w:lvlText w:val="●"/>
+      <w:lvlJc w:val="left"/>
+      <w:pPr>
+        <w:ind w:left="5040" w:hanging="360"/>
+      </w:pPr>
+      <w:rPr>
+        <w:rFonts w:ascii="Noto Sans Symbols" w:eastAsia="Noto Sans Symbols" w:hAnsi="Noto Sans Symbols" w:cs="Noto Sans Symbols"/>
+      </w:rPr>
+    </w:lvl>
+    <w:lvl w:ilvl="7">
+      <w:start w:val="1"/>
+      <w:numFmt w:val="bullet"/>
+      <w:lvlText w:val="o"/>
+      <w:lvlJc w:val="left"/>
+      <w:pPr>
+        <w:ind w:left="5760" w:hanging="360"/>
+      </w:pPr>
+      <w:rPr>
+        <w:rFonts w:ascii="Courier New" w:eastAsia="Courier New" w:hAnsi="Courier New" w:cs="Courier New"/>
+      </w:rPr>
+    </w:lvl>
+    <w:lvl w:ilvl="8">
+      <w:start w:val="1"/>
+      <w:numFmt w:val="bullet"/>
+      <w:lvlText w:val="▪"/>
+      <w:lvlJc w:val="left"/>
+      <w:pPr>
+        <w:ind w:left="6480" w:hanging="360"/>
+      </w:pPr>
+      <w:rPr>
+        <w:rFonts w:ascii="Noto Sans Symbols" w:eastAsia="Noto Sans Symbols" w:hAnsi="Noto Sans Symbols" w:cs="Noto Sans Symbols"/>
+      </w:rPr>
+    </w:lvl>
+  </w:abstractNum>
+  <w:abstractNum w:abstractNumId="3" w15:restartNumberingAfterBreak="0">
+    <w:nsid w:val="2D7646E3"/>
+    <w:multiLevelType w:val="multilevel"/>
+    <w:tmpl w:val="6B704906"/>
+    <w:lvl w:ilvl="0">
+      <w:start w:val="1"/>
+      <w:numFmt w:val="bullet"/>
+      <w:lvlText w:val="o"/>
+      <w:lvlJc w:val="left"/>
+      <w:pPr>
+        <w:ind w:left="720" w:hanging="360"/>
+      </w:pPr>
+      <w:rPr>
+        <w:rFonts w:ascii="Courier New" w:hAnsi="Courier New" w:cs="Courier New" w:hint="default"/>
+      </w:rPr>
+    </w:lvl>
+    <w:lvl w:ilvl="1">
+      <w:start w:val="1"/>
+      <w:numFmt w:val="bullet"/>
+      <w:lvlText w:val="o"/>
+      <w:lvlJc w:val="left"/>
+      <w:pPr>
+        <w:ind w:left="1440" w:hanging="360"/>
+      </w:pPr>
+      <w:rPr>
+        <w:rFonts w:ascii="Courier New" w:eastAsia="Courier New" w:hAnsi="Courier New" w:cs="Courier New"/>
+      </w:rPr>
+    </w:lvl>
+    <w:lvl w:ilvl="2">
+      <w:start w:val="1"/>
+      <w:numFmt w:val="bullet"/>
+      <w:lvlText w:val="▪"/>
+      <w:lvlJc w:val="left"/>
+      <w:pPr>
+        <w:ind w:left="2160" w:hanging="360"/>
+      </w:pPr>
+      <w:rPr>
+        <w:rFonts w:ascii="Noto Sans Symbols" w:eastAsia="Noto Sans Symbols" w:hAnsi="Noto Sans Symbols" w:cs="Noto Sans Symbols"/>
+      </w:rPr>
+    </w:lvl>
+    <w:lvl w:ilvl="3">
+      <w:start w:val="1"/>
+      <w:numFmt w:val="bullet"/>
+      <w:lvlText w:val="●"/>
+      <w:lvlJc w:val="left"/>
+      <w:pPr>
+        <w:ind w:left="2880" w:hanging="360"/>
+      </w:pPr>
+      <w:rPr>
+        <w:rFonts w:ascii="Noto Sans Symbols" w:eastAsia="Noto Sans Symbols" w:hAnsi="Noto Sans Symbols" w:cs="Noto Sans Symbols"/>
+      </w:rPr>
+    </w:lvl>
+    <w:lvl w:ilvl="4">
+      <w:start w:val="1"/>
+      <w:numFmt w:val="bullet"/>
+      <w:lvlText w:val="o"/>
+      <w:lvlJc w:val="left"/>
+      <w:pPr>
+        <w:ind w:left="3600" w:hanging="360"/>
+      </w:pPr>
+      <w:rPr>
+        <w:rFonts w:ascii="Courier New" w:eastAsia="Courier New" w:hAnsi="Courier New" w:cs="Courier New"/>
+      </w:rPr>
+    </w:lvl>
+    <w:lvl w:ilvl="5">
+      <w:start w:val="1"/>
+      <w:numFmt w:val="bullet"/>
+      <w:lvlText w:val="▪"/>
+      <w:lvlJc w:val="left"/>
+      <w:pPr>
+        <w:ind w:left="4320" w:hanging="360"/>
+      </w:pPr>
+      <w:rPr>
+        <w:rFonts w:ascii="Noto Sans Symbols" w:eastAsia="Noto Sans Symbols" w:hAnsi="Noto Sans Symbols" w:cs="Noto Sans Symbols"/>
+      </w:rPr>
+    </w:lvl>
+    <w:lvl w:ilvl="6">
+      <w:start w:val="1"/>
+      <w:numFmt w:val="bullet"/>
+      <w:lvlText w:val="●"/>
+      <w:lvlJc w:val="left"/>
+      <w:pPr>
+        <w:ind w:left="5040" w:hanging="360"/>
+      </w:pPr>
+      <w:rPr>
+        <w:rFonts w:ascii="Noto Sans Symbols" w:eastAsia="Noto Sans Symbols" w:hAnsi="Noto Sans Symbols" w:cs="Noto Sans Symbols"/>
+      </w:rPr>
+    </w:lvl>
+    <w:lvl w:ilvl="7">
+      <w:start w:val="1"/>
+      <w:numFmt w:val="bullet"/>
+      <w:lvlText w:val="o"/>
+      <w:lvlJc w:val="left"/>
+      <w:pPr>
+        <w:ind w:left="5760" w:hanging="360"/>
+      </w:pPr>
+      <w:rPr>
+        <w:rFonts w:ascii="Courier New" w:eastAsia="Courier New" w:hAnsi="Courier New" w:cs="Courier New"/>
+      </w:rPr>
+    </w:lvl>
+    <w:lvl w:ilvl="8">
+      <w:start w:val="1"/>
+      <w:numFmt w:val="bullet"/>
+      <w:lvlText w:val="▪"/>
+      <w:lvlJc w:val="left"/>
+      <w:pPr>
+        <w:ind w:left="6480" w:hanging="360"/>
+      </w:pPr>
+      <w:rPr>
+        <w:rFonts w:ascii="Noto Sans Symbols" w:eastAsia="Noto Sans Symbols" w:hAnsi="Noto Sans Symbols" w:cs="Noto Sans Symbols"/>
+      </w:rPr>
+    </w:lvl>
+  </w:abstractNum>
+  <w:abstractNum w:abstractNumId="4" w15:restartNumberingAfterBreak="0">
+    <w:nsid w:val="2ECF6BF5"/>
+    <w:multiLevelType w:val="hybridMultilevel"/>
+    <w:tmpl w:val="4B0ED71A"/>
+    <w:lvl w:ilvl="0" w:tplc="3D0071E6">
+      <w:start w:val="3"/>
+      <w:numFmt w:val="bullet"/>
+      <w:lvlText w:val="-"/>
+      <w:lvlJc w:val="left"/>
+      <w:pPr>
+        <w:ind w:left="720" w:hanging="360"/>
+      </w:pPr>
+      <w:rPr>
+        <w:rFonts w:ascii="SimSun" w:eastAsia="SimSun" w:hAnsi="SimSun" w:cs="SimSun" w:hint="eastAsia"/>
+      </w:rPr>
+    </w:lvl>
+    <w:lvl w:ilvl="1" w:tplc="08090003">
+      <w:start w:val="1"/>
+      <w:numFmt w:val="bullet"/>
+      <w:lvlText w:val="o"/>
+      <w:lvlJc w:val="left"/>
+      <w:pPr>
+        <w:ind w:left="1440" w:hanging="360"/>
+      </w:pPr>
+      <w:rPr>
+        <w:rFonts w:ascii="Courier New" w:hAnsi="Courier New" w:cs="Courier New" w:hint="default"/>
+      </w:rPr>
+    </w:lvl>
+    <w:lvl w:ilvl="2" w:tplc="08090005">
+      <w:start w:val="1"/>
+      <w:numFmt w:val="bullet"/>
+      <w:lvlText w:val=""/>
+      <w:lvlJc w:val="left"/>
+      <w:pPr>
+        <w:ind w:left="2160" w:hanging="360"/>
+      </w:pPr>
+      <w:rPr>
+        <w:rFonts w:ascii="Wingdings" w:hAnsi="Wingdings" w:hint="default"/>
+      </w:rPr>
+    </w:lvl>
+    <w:lvl w:ilvl="3" w:tplc="08090001">
+      <w:start w:val="1"/>
+      <w:numFmt w:val="bullet"/>
+      <w:lvlText w:val=""/>
+      <w:lvlJc w:val="left"/>
+      <w:pPr>
+        <w:ind w:left="2880" w:hanging="360"/>
+      </w:pPr>
+      <w:rPr>
+        <w:rFonts w:ascii="Symbol" w:hAnsi="Symbol" w:hint="default"/>
+      </w:rPr>
+    </w:lvl>
+    <w:lvl w:ilvl="4" w:tplc="08090003">
+      <w:start w:val="1"/>
+      <w:numFmt w:val="bullet"/>
+      <w:lvlText w:val="o"/>
+      <w:lvlJc w:val="left"/>
+      <w:pPr>
+        <w:ind w:left="3600" w:hanging="360"/>
+      </w:pPr>
+      <w:rPr>
+        <w:rFonts w:ascii="Courier New" w:hAnsi="Courier New" w:cs="Courier New" w:hint="default"/>
+      </w:rPr>
+    </w:lvl>
+    <w:lvl w:ilvl="5" w:tplc="08090005">
+      <w:start w:val="1"/>
+      <w:numFmt w:val="bullet"/>
+      <w:lvlText w:val=""/>
+      <w:lvlJc w:val="left"/>
+      <w:pPr>
+        <w:ind w:left="4320" w:hanging="360"/>
+      </w:pPr>
+      <w:rPr>
+        <w:rFonts w:ascii="Wingdings" w:hAnsi="Wingdings" w:hint="default"/>
+      </w:rPr>
+    </w:lvl>
+    <w:lvl w:ilvl="6" w:tplc="08090001">
+      <w:start w:val="1"/>
+      <w:numFmt w:val="bullet"/>
+      <w:lvlText w:val=""/>
+      <w:lvlJc w:val="left"/>
+      <w:pPr>
+        <w:ind w:left="5040" w:hanging="360"/>
+      </w:pPr>
+      <w:rPr>
+        <w:rFonts w:ascii="Symbol" w:hAnsi="Symbol" w:hint="default"/>
+      </w:rPr>
+    </w:lvl>
+    <w:lvl w:ilvl="7" w:tplc="08090003">
+      <w:start w:val="1"/>
+      <w:numFmt w:val="bullet"/>
+      <w:lvlText w:val="o"/>
+      <w:lvlJc w:val="left"/>
+      <w:pPr>
+        <w:ind w:left="5760" w:hanging="360"/>
+      </w:pPr>
+      <w:rPr>
+        <w:rFonts w:ascii="Courier New" w:hAnsi="Courier New" w:cs="Courier New" w:hint="default"/>
+      </w:rPr>
+    </w:lvl>
+    <w:lvl w:ilvl="8" w:tplc="08090005">
+      <w:start w:val="1"/>
+      <w:numFmt w:val="bullet"/>
+      <w:lvlText w:val=""/>
+      <w:lvlJc w:val="left"/>
+      <w:pPr>
+        <w:ind w:left="6480" w:hanging="360"/>
+      </w:pPr>
+      <w:rPr>
+        <w:rFonts w:ascii="Wingdings" w:hAnsi="Wingdings" w:hint="default"/>
+      </w:rPr>
+    </w:lvl>
+  </w:abstractNum>
+  <w:abstractNum w:abstractNumId="5" w15:restartNumberingAfterBreak="0">
     <w:nsid w:val="384A217E"/>
     <w:multiLevelType w:val="multilevel"/>
     <w:tmpl w:val="D61EFF98"/>
@@ -2408,7 +2529,7 @@
       </w:rPr>
     </w:lvl>
   </w:abstractNum>
-  <w:abstractNum w:abstractNumId="2" w15:restartNumberingAfterBreak="0">
+  <w:abstractNum w:abstractNumId="6" w15:restartNumberingAfterBreak="0">
     <w:nsid w:val="441F197C"/>
     <w:multiLevelType w:val="multilevel"/>
     <w:tmpl w:val="3992DFB0"/>
@@ -2521,7 +2642,7 @@
       </w:rPr>
     </w:lvl>
   </w:abstractNum>
-  <w:abstractNum w:abstractNumId="3" w15:restartNumberingAfterBreak="0">
+  <w:abstractNum w:abstractNumId="7" w15:restartNumberingAfterBreak="0">
     <w:nsid w:val="5C4D43C6"/>
     <w:multiLevelType w:val="multilevel"/>
     <w:tmpl w:val="BED4802A"/>
@@ -2634,7 +2755,7 @@
       </w:rPr>
     </w:lvl>
   </w:abstractNum>
-  <w:abstractNum w:abstractNumId="4" w15:restartNumberingAfterBreak="0">
+  <w:abstractNum w:abstractNumId="8" w15:restartNumberingAfterBreak="0">
     <w:nsid w:val="696D3C18"/>
     <w:multiLevelType w:val="multilevel"/>
     <w:tmpl w:val="2446042E"/>
@@ -2747,19 +2868,263 @@
       </w:rPr>
     </w:lvl>
   </w:abstractNum>
+  <w:abstractNum w:abstractNumId="9" w15:restartNumberingAfterBreak="0">
+    <w:nsid w:val="6B377AA1"/>
+    <w:multiLevelType w:val="hybridMultilevel"/>
+    <w:tmpl w:val="B9903A08"/>
+    <w:lvl w:ilvl="0" w:tplc="0C090003">
+      <w:start w:val="1"/>
+      <w:numFmt w:val="bullet"/>
+      <w:lvlText w:val="o"/>
+      <w:lvlJc w:val="left"/>
+      <w:pPr>
+        <w:ind w:left="644" w:hanging="360"/>
+      </w:pPr>
+      <w:rPr>
+        <w:rFonts w:ascii="Courier New" w:hAnsi="Courier New" w:cs="Courier New" w:hint="default"/>
+      </w:rPr>
+    </w:lvl>
+    <w:lvl w:ilvl="1" w:tplc="FFFFFFFF" w:tentative="1">
+      <w:start w:val="1"/>
+      <w:numFmt w:val="bullet"/>
+      <w:lvlText w:val="o"/>
+      <w:lvlJc w:val="left"/>
+      <w:pPr>
+        <w:ind w:left="1364" w:hanging="360"/>
+      </w:pPr>
+      <w:rPr>
+        <w:rFonts w:ascii="Courier New" w:hAnsi="Courier New" w:cs="Courier New" w:hint="default"/>
+      </w:rPr>
+    </w:lvl>
+    <w:lvl w:ilvl="2" w:tplc="FFFFFFFF" w:tentative="1">
+      <w:start w:val="1"/>
+      <w:numFmt w:val="bullet"/>
+      <w:lvlText w:val=""/>
+      <w:lvlJc w:val="left"/>
+      <w:pPr>
+        <w:ind w:left="2084" w:hanging="360"/>
+      </w:pPr>
+      <w:rPr>
+        <w:rFonts w:ascii="Wingdings" w:hAnsi="Wingdings" w:hint="default"/>
+      </w:rPr>
+    </w:lvl>
+    <w:lvl w:ilvl="3" w:tplc="FFFFFFFF" w:tentative="1">
+      <w:start w:val="1"/>
+      <w:numFmt w:val="bullet"/>
+      <w:lvlText w:val=""/>
+      <w:lvlJc w:val="left"/>
+      <w:pPr>
+        <w:ind w:left="2804" w:hanging="360"/>
+      </w:pPr>
+      <w:rPr>
+        <w:rFonts w:ascii="Symbol" w:hAnsi="Symbol" w:hint="default"/>
+      </w:rPr>
+    </w:lvl>
+    <w:lvl w:ilvl="4" w:tplc="FFFFFFFF" w:tentative="1">
+      <w:start w:val="1"/>
+      <w:numFmt w:val="bullet"/>
+      <w:lvlText w:val="o"/>
+      <w:lvlJc w:val="left"/>
+      <w:pPr>
+        <w:ind w:left="3524" w:hanging="360"/>
+      </w:pPr>
+      <w:rPr>
+        <w:rFonts w:ascii="Courier New" w:hAnsi="Courier New" w:cs="Courier New" w:hint="default"/>
+      </w:rPr>
+    </w:lvl>
+    <w:lvl w:ilvl="5" w:tplc="FFFFFFFF" w:tentative="1">
+      <w:start w:val="1"/>
+      <w:numFmt w:val="bullet"/>
+      <w:lvlText w:val=""/>
+      <w:lvlJc w:val="left"/>
+      <w:pPr>
+        <w:ind w:left="4244" w:hanging="360"/>
+      </w:pPr>
+      <w:rPr>
+        <w:rFonts w:ascii="Wingdings" w:hAnsi="Wingdings" w:hint="default"/>
+      </w:rPr>
+    </w:lvl>
+    <w:lvl w:ilvl="6" w:tplc="FFFFFFFF" w:tentative="1">
+      <w:start w:val="1"/>
+      <w:numFmt w:val="bullet"/>
+      <w:lvlText w:val=""/>
+      <w:lvlJc w:val="left"/>
+      <w:pPr>
+        <w:ind w:left="4964" w:hanging="360"/>
+      </w:pPr>
+      <w:rPr>
+        <w:rFonts w:ascii="Symbol" w:hAnsi="Symbol" w:hint="default"/>
+      </w:rPr>
+    </w:lvl>
+    <w:lvl w:ilvl="7" w:tplc="FFFFFFFF" w:tentative="1">
+      <w:start w:val="1"/>
+      <w:numFmt w:val="bullet"/>
+      <w:lvlText w:val="o"/>
+      <w:lvlJc w:val="left"/>
+      <w:pPr>
+        <w:ind w:left="5684" w:hanging="360"/>
+      </w:pPr>
+      <w:rPr>
+        <w:rFonts w:ascii="Courier New" w:hAnsi="Courier New" w:cs="Courier New" w:hint="default"/>
+      </w:rPr>
+    </w:lvl>
+    <w:lvl w:ilvl="8" w:tplc="FFFFFFFF" w:tentative="1">
+      <w:start w:val="1"/>
+      <w:numFmt w:val="bullet"/>
+      <w:lvlText w:val=""/>
+      <w:lvlJc w:val="left"/>
+      <w:pPr>
+        <w:ind w:left="6404" w:hanging="360"/>
+      </w:pPr>
+      <w:rPr>
+        <w:rFonts w:ascii="Wingdings" w:hAnsi="Wingdings" w:hint="default"/>
+      </w:rPr>
+    </w:lvl>
+  </w:abstractNum>
+  <w:abstractNum w:abstractNumId="10" w15:restartNumberingAfterBreak="0">
+    <w:nsid w:val="77B12427"/>
+    <w:multiLevelType w:val="multilevel"/>
+    <w:tmpl w:val="BB02ED5C"/>
+    <w:lvl w:ilvl="0">
+      <w:start w:val="1"/>
+      <w:numFmt w:val="bullet"/>
+      <w:lvlText w:val="o"/>
+      <w:lvlJc w:val="left"/>
+      <w:pPr>
+        <w:ind w:left="720" w:hanging="360"/>
+      </w:pPr>
+      <w:rPr>
+        <w:rFonts w:ascii="Courier New" w:hAnsi="Courier New" w:cs="Courier New" w:hint="default"/>
+      </w:rPr>
+    </w:lvl>
+    <w:lvl w:ilvl="1">
+      <w:start w:val="1"/>
+      <w:numFmt w:val="bullet"/>
+      <w:lvlText w:val="o"/>
+      <w:lvlJc w:val="left"/>
+      <w:pPr>
+        <w:ind w:left="1440" w:hanging="360"/>
+      </w:pPr>
+      <w:rPr>
+        <w:rFonts w:ascii="Courier New" w:eastAsia="Courier New" w:hAnsi="Courier New" w:cs="Courier New"/>
+      </w:rPr>
+    </w:lvl>
+    <w:lvl w:ilvl="2">
+      <w:start w:val="1"/>
+      <w:numFmt w:val="bullet"/>
+      <w:lvlText w:val="▪"/>
+      <w:lvlJc w:val="left"/>
+      <w:pPr>
+        <w:ind w:left="2160" w:hanging="360"/>
+      </w:pPr>
+      <w:rPr>
+        <w:rFonts w:ascii="Noto Sans Symbols" w:eastAsia="Noto Sans Symbols" w:hAnsi="Noto Sans Symbols" w:cs="Noto Sans Symbols"/>
+      </w:rPr>
+    </w:lvl>
+    <w:lvl w:ilvl="3">
+      <w:start w:val="1"/>
+      <w:numFmt w:val="bullet"/>
+      <w:lvlText w:val="●"/>
+      <w:lvlJc w:val="left"/>
+      <w:pPr>
+        <w:ind w:left="2880" w:hanging="360"/>
+      </w:pPr>
+      <w:rPr>
+        <w:rFonts w:ascii="Noto Sans Symbols" w:eastAsia="Noto Sans Symbols" w:hAnsi="Noto Sans Symbols" w:cs="Noto Sans Symbols"/>
+      </w:rPr>
+    </w:lvl>
+    <w:lvl w:ilvl="4">
+      <w:start w:val="1"/>
+      <w:numFmt w:val="bullet"/>
+      <w:lvlText w:val="o"/>
+      <w:lvlJc w:val="left"/>
+      <w:pPr>
+        <w:ind w:left="3600" w:hanging="360"/>
+      </w:pPr>
+      <w:rPr>
+        <w:rFonts w:ascii="Courier New" w:eastAsia="Courier New" w:hAnsi="Courier New" w:cs="Courier New"/>
+      </w:rPr>
+    </w:lvl>
+    <w:lvl w:ilvl="5">
+      <w:start w:val="1"/>
+      <w:numFmt w:val="bullet"/>
+      <w:lvlText w:val="▪"/>
+      <w:lvlJc w:val="left"/>
+      <w:pPr>
+        <w:ind w:left="4320" w:hanging="360"/>
+      </w:pPr>
+      <w:rPr>
+        <w:rFonts w:ascii="Noto Sans Symbols" w:eastAsia="Noto Sans Symbols" w:hAnsi="Noto Sans Symbols" w:cs="Noto Sans Symbols"/>
+      </w:rPr>
+    </w:lvl>
+    <w:lvl w:ilvl="6">
+      <w:start w:val="1"/>
+      <w:numFmt w:val="bullet"/>
+      <w:lvlText w:val="●"/>
+      <w:lvlJc w:val="left"/>
+      <w:pPr>
+        <w:ind w:left="5040" w:hanging="360"/>
+      </w:pPr>
+      <w:rPr>
+        <w:rFonts w:ascii="Noto Sans Symbols" w:eastAsia="Noto Sans Symbols" w:hAnsi="Noto Sans Symbols" w:cs="Noto Sans Symbols"/>
+      </w:rPr>
+    </w:lvl>
+    <w:lvl w:ilvl="7">
+      <w:start w:val="1"/>
+      <w:numFmt w:val="bullet"/>
+      <w:lvlText w:val="o"/>
+      <w:lvlJc w:val="left"/>
+      <w:pPr>
+        <w:ind w:left="5760" w:hanging="360"/>
+      </w:pPr>
+      <w:rPr>
+        <w:rFonts w:ascii="Courier New" w:eastAsia="Courier New" w:hAnsi="Courier New" w:cs="Courier New"/>
+      </w:rPr>
+    </w:lvl>
+    <w:lvl w:ilvl="8">
+      <w:start w:val="1"/>
+      <w:numFmt w:val="bullet"/>
+      <w:lvlText w:val="▪"/>
+      <w:lvlJc w:val="left"/>
+      <w:pPr>
+        <w:ind w:left="6480" w:hanging="360"/>
+      </w:pPr>
+      <w:rPr>
+        <w:rFonts w:ascii="Noto Sans Symbols" w:eastAsia="Noto Sans Symbols" w:hAnsi="Noto Sans Symbols" w:cs="Noto Sans Symbols"/>
+      </w:rPr>
+    </w:lvl>
+  </w:abstractNum>
   <w:num w:numId="1" w16cid:durableId="682558687">
-    <w:abstractNumId w:val="4"/>
+    <w:abstractNumId w:val="8"/>
   </w:num>
   <w:num w:numId="2" w16cid:durableId="1201937641">
-    <w:abstractNumId w:val="2"/>
+    <w:abstractNumId w:val="6"/>
   </w:num>
   <w:num w:numId="3" w16cid:durableId="900750756">
     <w:abstractNumId w:val="0"/>
   </w:num>
   <w:num w:numId="4" w16cid:durableId="117723003">
+    <w:abstractNumId w:val="5"/>
+  </w:num>
+  <w:num w:numId="5" w16cid:durableId="1335763391">
+    <w:abstractNumId w:val="7"/>
+  </w:num>
+  <w:num w:numId="6" w16cid:durableId="1144350800">
+    <w:abstractNumId w:val="4"/>
+  </w:num>
+  <w:num w:numId="7" w16cid:durableId="1465923862">
     <w:abstractNumId w:val="1"/>
   </w:num>
-  <w:num w:numId="5" w16cid:durableId="1335763391">
+  <w:num w:numId="8" w16cid:durableId="1365398065">
+    <w:abstractNumId w:val="9"/>
+  </w:num>
+  <w:num w:numId="9" w16cid:durableId="570772794">
+    <w:abstractNumId w:val="2"/>
+  </w:num>
+  <w:num w:numId="10" w16cid:durableId="336156089">
+    <w:abstractNumId w:val="10"/>
+  </w:num>
+  <w:num w:numId="11" w16cid:durableId="1080372498">
     <w:abstractNumId w:val="3"/>
   </w:num>
 </w:numbering>
